--- a/Semester_2/Data_Structure_and_Algorithm_Practicum/Meet_8/#9 - Jobsheet Stack Eng.docx
+++ b/Semester_2/Data_Structure_and_Algorithm_Practicum/Meet_8/#9 - Jobsheet Stack Eng.docx
@@ -25,7 +25,7 @@
           <w:szCs w:val="28"/>
           <w:lang w:val="en-US"/>
         </w:rPr>
-        <w:t>JOB SHEET VII SEARCHING</w:t>
+        <w:t>JOB SHEET VIII Stack</w:t>
       </w:r>
     </w:p>
     <w:p>
@@ -411,6 +411,8 @@
         <w:jc w:val="center"/>
         <w:rPr>
           <w:rFonts w:hint="default" w:ascii="sans-serif" w:hAnsi="sans-serif" w:cs="sans-serif"/>
+          <w:b w:val="0"/>
+          <w:bCs w:val="0"/>
           <w:i w:val="0"/>
           <w:iCs w:val="0"/>
           <w:color w:val="000000"/>
@@ -423,6 +425,8 @@
       <w:r>
         <w:rPr>
           <w:rFonts w:hint="default" w:ascii="sans-serif" w:hAnsi="sans-serif" w:cs="sans-serif"/>
+          <w:b w:val="0"/>
+          <w:bCs w:val="0"/>
           <w:i w:val="0"/>
           <w:iCs w:val="0"/>
           <w:color w:val="000000"/>
@@ -431,7 +435,38 @@
           <w:u w:val="none"/>
           <w:vertAlign w:val="baseline"/>
         </w:rPr>
-        <w:t>Informatics Engineering</w:t>
+        <w:t>Informatics</w:t>
+      </w:r>
+      <w:r>
+        <w:rPr>
+          <w:rFonts w:hint="default" w:ascii="sans-serif" w:hAnsi="sans-serif" w:cs="sans-serif"/>
+          <w:b w:val="0"/>
+          <w:bCs w:val="0"/>
+          <w:i w:val="0"/>
+          <w:iCs w:val="0"/>
+          <w:color w:val="000000"/>
+          <w:sz w:val="24"/>
+          <w:szCs w:val="24"/>
+          <w:u w:val="none"/>
+          <w:vertAlign w:val="baseline"/>
+          <w:lang w:val="en-US"/>
+        </w:rPr>
+        <w:t xml:space="preserve"> </w:t>
+      </w:r>
+      <w:r>
+        <w:rPr>
+          <w:rFonts w:hint="default" w:ascii="sans-serif" w:hAnsi="sans-serif" w:cs="sans-serif"/>
+          <w:b w:val="0"/>
+          <w:bCs w:val="0"/>
+          <w:i w:val="0"/>
+          <w:iCs w:val="0"/>
+          <w:color w:val="000000"/>
+          <w:sz w:val="24"/>
+          <w:szCs w:val="24"/>
+          <w:u w:val="none"/>
+          <w:vertAlign w:val="baseline"/>
+        </w:rPr>
+        <w:t>Engineering</w:t>
       </w:r>
     </w:p>
     <w:p>
@@ -1194,6 +1229,12 @@
             <w:insideH w:val="single" w:color="000000" w:sz="4" w:space="0"/>
             <w:insideV w:val="single" w:color="000000" w:sz="4" w:space="0"/>
           </w:tblBorders>
+          <w:tblCellMar>
+            <w:top w:w="0" w:type="dxa"/>
+            <w:left w:w="0" w:type="dxa"/>
+            <w:bottom w:w="0" w:type="dxa"/>
+            <w:right w:w="0" w:type="dxa"/>
+          </w:tblCellMar>
         </w:tblPrEx>
         <w:trPr>
           <w:trHeight w:val="928" w:hRule="atLeast"/>
@@ -4650,6 +4691,78 @@
       <w:pPr>
         <w:pStyle w:val="8"/>
         <w:numPr>
+          <w:ilvl w:val="0"/>
+          <w:numId w:val="0"/>
+        </w:numPr>
+        <w:tabs>
+          <w:tab w:val="left" w:pos="1181"/>
+        </w:tabs>
+        <w:spacing w:before="94" w:after="0" w:line="240" w:lineRule="auto"/>
+        <w:ind w:left="819" w:leftChars="0" w:right="0" w:rightChars="0"/>
+        <w:jc w:val="left"/>
+        <w:rPr>
+          <w:rFonts w:hint="default"/>
+          <w:sz w:val="22"/>
+          <w:lang w:val="en-US"/>
+        </w:rPr>
+      </w:pPr>
+      <w:r>
+        <w:rPr>
+          <w:rFonts w:hint="default"/>
+          <w:sz w:val="22"/>
+          <w:lang w:val="en-US"/>
+        </w:rPr>
+        <w:tab/>
+      </w:r>
+      <w:r>
+        <w:rPr>
+          <w:rFonts w:hint="default"/>
+          <w:sz w:val="22"/>
+          <w:lang w:val="en-US"/>
+        </w:rPr>
+        <w:t xml:space="preserve">- </w:t>
+      </w:r>
+      <w:r>
+        <w:rPr>
+          <w:rFonts w:hint="default"/>
+          <w:sz w:val="22"/>
+          <w:lang w:val="en-US"/>
+        </w:rPr>
+        <w:tab/>
+      </w:r>
+      <w:r>
+        <w:rPr>
+          <w:rFonts w:hint="default"/>
+          <w:sz w:val="22"/>
+          <w:lang w:val="en-US"/>
+        </w:rPr>
+        <w:t>The number 5 represents the capacity of the stk object that is being created using the Stack class.</w:t>
+      </w:r>
+    </w:p>
+    <w:p>
+      <w:pPr>
+        <w:pStyle w:val="8"/>
+        <w:numPr>
+          <w:ilvl w:val="0"/>
+          <w:numId w:val="0"/>
+        </w:numPr>
+        <w:tabs>
+          <w:tab w:val="left" w:pos="1181"/>
+        </w:tabs>
+        <w:spacing w:before="94" w:after="0" w:line="240" w:lineRule="auto"/>
+        <w:ind w:left="819" w:leftChars="0" w:right="0" w:rightChars="0"/>
+        <w:jc w:val="left"/>
+        <w:rPr>
+          <w:rFonts w:hint="default"/>
+          <w:sz w:val="22"/>
+          <w:lang w:val="en-US"/>
+        </w:rPr>
+      </w:pPr>
+    </w:p>
+    <w:p>
+      <w:pPr>
+        <w:pStyle w:val="8"/>
+        <w:numPr>
           <w:ilvl w:val="3"/>
           <w:numId w:val="2"/>
         </w:numPr>
@@ -4804,7 +4917,62 @@
       <w:pPr>
         <w:pStyle w:val="4"/>
         <w:spacing w:before="7"/>
-        <w:ind w:left="0"/>
+        <w:rPr>
+          <w:rFonts w:hint="default"/>
+          <w:sz w:val="25"/>
+          <w:lang w:val="en-US"/>
+        </w:rPr>
+      </w:pPr>
+      <w:r>
+        <w:rPr>
+          <w:rFonts w:hint="default"/>
+          <w:sz w:val="25"/>
+          <w:lang w:val="en-US"/>
+        </w:rPr>
+        <w:drawing>
+          <wp:inline distT="0" distB="0" distL="114300" distR="114300">
+            <wp:extent cx="3563620" cy="2384425"/>
+            <wp:effectExtent l="0" t="0" r="17780" b="15875"/>
+            <wp:docPr id="2" name="Picture 2" descr="code"/>
+            <wp:cNvGraphicFramePr>
+              <a:graphicFrameLocks xmlns:a="http://schemas.openxmlformats.org/drawingml/2006/main" noChangeAspect="1"/>
+            </wp:cNvGraphicFramePr>
+            <a:graphic xmlns:a="http://schemas.openxmlformats.org/drawingml/2006/main">
+              <a:graphicData uri="http://schemas.openxmlformats.org/drawingml/2006/picture">
+                <pic:pic xmlns:pic="http://schemas.openxmlformats.org/drawingml/2006/picture">
+                  <pic:nvPicPr>
+                    <pic:cNvPr id="2" name="Picture 2" descr="code"/>
+                    <pic:cNvPicPr>
+                      <a:picLocks noChangeAspect="1"/>
+                    </pic:cNvPicPr>
+                  </pic:nvPicPr>
+                  <pic:blipFill>
+                    <a:blip r:embed="rId21"/>
+                    <a:stretch>
+                      <a:fillRect/>
+                    </a:stretch>
+                  </pic:blipFill>
+                  <pic:spPr>
+                    <a:xfrm>
+                      <a:off x="0" y="0"/>
+                      <a:ext cx="3563620" cy="2384425"/>
+                    </a:xfrm>
+                    <a:prstGeom prst="rect">
+                      <a:avLst/>
+                    </a:prstGeom>
+                  </pic:spPr>
+                </pic:pic>
+              </a:graphicData>
+            </a:graphic>
+          </wp:inline>
+        </w:drawing>
+      </w:r>
+    </w:p>
+    <w:p>
+      <w:pPr>
+        <w:pStyle w:val="4"/>
+        <w:spacing w:before="7"/>
+        <w:ind w:left="0" w:firstLine="720" w:firstLineChars="0"/>
         <w:rPr>
           <w:sz w:val="25"/>
         </w:rPr>
@@ -4859,14 +5027,22 @@
         </w:rPr>
         <w:t>that?</w:t>
       </w:r>
-      <w:bookmarkStart w:id="0" w:name="_GoBack"/>
-      <w:bookmarkEnd w:id="0"/>
     </w:p>
     <w:p>
       <w:pPr>
         <w:pStyle w:val="4"/>
-        <w:ind w:left="0"/>
-      </w:pPr>
+        <w:rPr>
+          <w:rFonts w:hint="default"/>
+          <w:lang w:val="en-US"/>
+        </w:rPr>
+      </w:pPr>
+      <w:r>
+        <w:rPr>
+          <w:rFonts w:hint="default"/>
+          <w:lang w:val="en-US"/>
+        </w:rPr>
+        <w:t>- Because the capacity of the stack is set to only 5. When we push 18 using .push() method the IsFull() method willl be return true it means the stack already full.</w:t>
+      </w:r>
     </w:p>
     <w:p>
       <w:pPr>
@@ -5626,7 +5802,7 @@
                     </pic:cNvPicPr>
                   </pic:nvPicPr>
                   <pic:blipFill>
-                    <a:blip r:embed="rId21" cstate="print"/>
+                    <a:blip r:embed="rId22" cstate="print"/>
                     <a:stretch>
                       <a:fillRect/>
                     </a:stretch>
@@ -6165,7 +6341,7 @@
                     </pic:cNvPicPr>
                   </pic:nvPicPr>
                   <pic:blipFill>
-                    <a:blip r:embed="rId22" cstate="print"/>
+                    <a:blip r:embed="rId23" cstate="print"/>
                     <a:stretch>
                       <a:fillRect/>
                     </a:stretch>
@@ -6222,7 +6398,7 @@
                     </pic:cNvPicPr>
                   </pic:nvPicPr>
                   <pic:blipFill>
-                    <a:blip r:embed="rId23" cstate="print"/>
+                    <a:blip r:embed="rId24" cstate="print"/>
                     <a:stretch>
                       <a:fillRect/>
                     </a:stretch>
@@ -6349,7 +6525,7 @@
                     </pic:cNvPicPr>
                   </pic:nvPicPr>
                   <pic:blipFill>
-                    <a:blip r:embed="rId24" cstate="print"/>
+                    <a:blip r:embed="rId25" cstate="print"/>
                     <a:stretch>
                       <a:fillRect/>
                     </a:stretch>
@@ -6406,7 +6582,7 @@
                     </pic:cNvPicPr>
                   </pic:nvPicPr>
                   <pic:blipFill>
-                    <a:blip r:embed="rId25" cstate="print"/>
+                    <a:blip r:embed="rId26" cstate="print"/>
                     <a:stretch>
                       <a:fillRect/>
                     </a:stretch>
@@ -6896,7 +7072,7 @@
                     </pic:cNvPicPr>
                   </pic:nvPicPr>
                   <pic:blipFill>
-                    <a:blip r:embed="rId26" cstate="print"/>
+                    <a:blip r:embed="rId27" cstate="print"/>
                     <a:stretch>
                       <a:fillRect/>
                     </a:stretch>
@@ -6977,7 +7153,7 @@
                     </pic:cNvPicPr>
                   </pic:nvPicPr>
                   <pic:blipFill>
-                    <a:blip r:embed="rId27" cstate="print"/>
+                    <a:blip r:embed="rId28" cstate="print"/>
                     <a:stretch>
                       <a:fillRect/>
                     </a:stretch>
@@ -7356,7 +7532,7 @@
                     </pic:cNvPicPr>
                   </pic:nvPicPr>
                   <pic:blipFill>
-                    <a:blip r:embed="rId28" cstate="print"/>
+                    <a:blip r:embed="rId29" cstate="print"/>
                     <a:stretch>
                       <a:fillRect/>
                     </a:stretch>
@@ -7533,6 +7709,62 @@
       <w:pPr>
         <w:pStyle w:val="8"/>
         <w:numPr>
+          <w:ilvl w:val="0"/>
+          <w:numId w:val="0"/>
+        </w:numPr>
+        <w:tabs>
+          <w:tab w:val="left" w:pos="1181"/>
+        </w:tabs>
+        <w:spacing w:before="19" w:after="0" w:line="259" w:lineRule="auto"/>
+        <w:ind w:left="820" w:leftChars="0" w:right="1238" w:rightChars="0"/>
+        <w:jc w:val="left"/>
+        <w:rPr>
+          <w:rFonts w:hint="default"/>
+          <w:sz w:val="22"/>
+          <w:lang w:val="en-US"/>
+        </w:rPr>
+      </w:pPr>
+      <w:r>
+        <w:rPr>
+          <w:rFonts w:hint="default"/>
+          <w:sz w:val="22"/>
+          <w:lang w:val="en-US"/>
+        </w:rPr>
+        <w:tab/>
+      </w:r>
+      <w:r>
+        <w:rPr>
+          <w:rFonts w:hint="default"/>
+          <w:sz w:val="22"/>
+          <w:lang w:val="en-US"/>
+        </w:rPr>
+        <w:t>- bk variable is an instance of the Book class, created with the following parameters passed to its constructor title, name, year, pages, and price.</w:t>
+      </w:r>
+    </w:p>
+    <w:p>
+      <w:pPr>
+        <w:pStyle w:val="8"/>
+        <w:numPr>
+          <w:ilvl w:val="0"/>
+          <w:numId w:val="0"/>
+        </w:numPr>
+        <w:tabs>
+          <w:tab w:val="left" w:pos="1181"/>
+        </w:tabs>
+        <w:spacing w:before="19" w:after="0" w:line="259" w:lineRule="auto"/>
+        <w:ind w:left="820" w:leftChars="0" w:right="1238" w:rightChars="0"/>
+        <w:jc w:val="left"/>
+        <w:rPr>
+          <w:rFonts w:hint="default"/>
+          <w:sz w:val="22"/>
+          <w:lang w:val="en-US"/>
+        </w:rPr>
+      </w:pPr>
+    </w:p>
+    <w:p>
+      <w:pPr>
+        <w:pStyle w:val="8"/>
+        <w:numPr>
           <w:ilvl w:val="3"/>
           <w:numId w:val="3"/>
         </w:numPr>
@@ -7669,6 +7901,126 @@
         </w:rPr>
         <w:t>?</w:t>
       </w:r>
+    </w:p>
+    <w:p>
+      <w:pPr>
+        <w:pStyle w:val="8"/>
+        <w:numPr>
+          <w:ilvl w:val="0"/>
+          <w:numId w:val="0"/>
+        </w:numPr>
+        <w:tabs>
+          <w:tab w:val="left" w:pos="1181"/>
+        </w:tabs>
+        <w:spacing w:before="1" w:after="0" w:line="240" w:lineRule="auto"/>
+        <w:ind w:left="819" w:leftChars="0" w:right="0" w:rightChars="0"/>
+        <w:jc w:val="left"/>
+        <w:rPr>
+          <w:rFonts w:hint="default"/>
+          <w:sz w:val="22"/>
+          <w:lang w:val="en-US"/>
+        </w:rPr>
+      </w:pPr>
+      <w:r>
+        <w:rPr>
+          <w:rFonts w:hint="default"/>
+          <w:sz w:val="22"/>
+          <w:lang w:val="en-US"/>
+        </w:rPr>
+        <w:tab/>
+      </w:r>
+      <w:r>
+        <w:rPr>
+          <w:rFonts w:hint="default"/>
+          <w:sz w:val="22"/>
+          <w:lang w:val="en-US"/>
+        </w:rPr>
+        <w:t>- in the Stack.class</w:t>
+      </w:r>
+    </w:p>
+    <w:p>
+      <w:pPr>
+        <w:pStyle w:val="8"/>
+        <w:numPr>
+          <w:ilvl w:val="0"/>
+          <w:numId w:val="0"/>
+        </w:numPr>
+        <w:tabs>
+          <w:tab w:val="left" w:pos="1181"/>
+        </w:tabs>
+        <w:spacing w:before="1" w:after="0" w:line="240" w:lineRule="auto"/>
+        <w:ind w:left="819" w:leftChars="0" w:right="0" w:rightChars="0"/>
+        <w:jc w:val="left"/>
+        <w:rPr>
+          <w:rFonts w:hint="default"/>
+          <w:sz w:val="22"/>
+          <w:lang w:val="en-US"/>
+        </w:rPr>
+      </w:pPr>
+      <w:r>
+        <w:rPr>
+          <w:rFonts w:hint="default"/>
+          <w:sz w:val="22"/>
+          <w:lang w:val="en-US"/>
+        </w:rPr>
+        <w:drawing>
+          <wp:inline distT="0" distB="0" distL="114300" distR="114300">
+            <wp:extent cx="5352415" cy="3505835"/>
+            <wp:effectExtent l="0" t="0" r="635" b="18415"/>
+            <wp:docPr id="6" name="Picture 6" descr="code1"/>
+            <wp:cNvGraphicFramePr>
+              <a:graphicFrameLocks xmlns:a="http://schemas.openxmlformats.org/drawingml/2006/main" noChangeAspect="1"/>
+            </wp:cNvGraphicFramePr>
+            <a:graphic xmlns:a="http://schemas.openxmlformats.org/drawingml/2006/main">
+              <a:graphicData uri="http://schemas.openxmlformats.org/drawingml/2006/picture">
+                <pic:pic xmlns:pic="http://schemas.openxmlformats.org/drawingml/2006/picture">
+                  <pic:nvPicPr>
+                    <pic:cNvPr id="6" name="Picture 6" descr="code1"/>
+                    <pic:cNvPicPr>
+                      <a:picLocks noChangeAspect="1"/>
+                    </pic:cNvPicPr>
+                  </pic:nvPicPr>
+                  <pic:blipFill>
+                    <a:blip r:embed="rId30"/>
+                    <a:stretch>
+                      <a:fillRect/>
+                    </a:stretch>
+                  </pic:blipFill>
+                  <pic:spPr>
+                    <a:xfrm>
+                      <a:off x="0" y="0"/>
+                      <a:ext cx="5352415" cy="3505835"/>
+                    </a:xfrm>
+                    <a:prstGeom prst="rect">
+                      <a:avLst/>
+                    </a:prstGeom>
+                  </pic:spPr>
+                </pic:pic>
+              </a:graphicData>
+            </a:graphic>
+          </wp:inline>
+        </w:drawing>
+      </w:r>
+    </w:p>
+    <w:p>
+      <w:pPr>
+        <w:pStyle w:val="8"/>
+        <w:numPr>
+          <w:ilvl w:val="0"/>
+          <w:numId w:val="0"/>
+        </w:numPr>
+        <w:tabs>
+          <w:tab w:val="left" w:pos="1181"/>
+        </w:tabs>
+        <w:spacing w:before="1" w:after="0" w:line="240" w:lineRule="auto"/>
+        <w:ind w:left="819" w:leftChars="0" w:right="0" w:rightChars="0"/>
+        <w:jc w:val="left"/>
+        <w:rPr>
+          <w:rFonts w:hint="default"/>
+          <w:sz w:val="22"/>
+          <w:lang w:val="en-US"/>
+        </w:rPr>
+      </w:pPr>
     </w:p>
     <w:p>
       <w:pPr>
@@ -7809,6 +8161,70 @@
       <w:pPr>
         <w:pStyle w:val="8"/>
         <w:numPr>
+          <w:ilvl w:val="0"/>
+          <w:numId w:val="0"/>
+        </w:numPr>
+        <w:tabs>
+          <w:tab w:val="left" w:pos="1181"/>
+        </w:tabs>
+        <w:spacing w:before="22" w:after="0" w:line="240" w:lineRule="auto"/>
+        <w:ind w:left="819" w:leftChars="0" w:right="0" w:rightChars="0"/>
+        <w:jc w:val="left"/>
+        <w:rPr>
+          <w:rFonts w:hint="default"/>
+          <w:sz w:val="22"/>
+          <w:lang w:val="en-US"/>
+        </w:rPr>
+      </w:pPr>
+      <w:r>
+        <w:rPr>
+          <w:rFonts w:hint="default"/>
+          <w:sz w:val="22"/>
+          <w:lang w:val="en-US"/>
+        </w:rPr>
+        <w:tab/>
+      </w:r>
+      <w:r>
+        <w:rPr>
+          <w:rFonts w:hint="default"/>
+          <w:sz w:val="22"/>
+          <w:lang w:val="en-US"/>
+        </w:rPr>
+        <w:t>- To do itteration that contains input book data then every single itteration data will be stored at bk variable, and then will be push with .push() method.</w:t>
+      </w:r>
+      <w:r>
+        <w:rPr>
+          <w:rFonts w:hint="default"/>
+          <w:sz w:val="22"/>
+          <w:lang w:val="en-US"/>
+        </w:rPr>
+        <w:tab/>
+      </w:r>
+    </w:p>
+    <w:p>
+      <w:pPr>
+        <w:pStyle w:val="8"/>
+        <w:numPr>
+          <w:ilvl w:val="0"/>
+          <w:numId w:val="0"/>
+        </w:numPr>
+        <w:tabs>
+          <w:tab w:val="left" w:pos="1181"/>
+        </w:tabs>
+        <w:spacing w:before="22" w:after="0" w:line="240" w:lineRule="auto"/>
+        <w:ind w:left="819" w:leftChars="0" w:right="0" w:rightChars="0"/>
+        <w:jc w:val="left"/>
+        <w:rPr>
+          <w:rFonts w:hint="default"/>
+          <w:sz w:val="22"/>
+          <w:lang w:val="en-US"/>
+        </w:rPr>
+      </w:pPr>
+    </w:p>
+    <w:p>
+      <w:pPr>
+        <w:pStyle w:val="8"/>
+        <w:numPr>
           <w:ilvl w:val="3"/>
           <w:numId w:val="3"/>
         </w:numPr>
@@ -7944,6 +8360,114 @@
           <w:sz w:val="22"/>
         </w:rPr>
         <w:t>menu!</w:t>
+      </w:r>
+    </w:p>
+    <w:p>
+      <w:pPr>
+        <w:pStyle w:val="8"/>
+        <w:numPr>
+          <w:ilvl w:val="0"/>
+          <w:numId w:val="0"/>
+        </w:numPr>
+        <w:tabs>
+          <w:tab w:val="left" w:pos="1181"/>
+        </w:tabs>
+        <w:spacing w:before="20" w:after="0" w:line="259" w:lineRule="auto"/>
+        <w:ind w:left="820" w:leftChars="0" w:right="1252" w:rightChars="0"/>
+        <w:jc w:val="left"/>
+        <w:rPr>
+          <w:rFonts w:hint="default"/>
+          <w:sz w:val="22"/>
+          <w:lang w:val="en-US"/>
+        </w:rPr>
+      </w:pPr>
+      <w:r>
+        <w:rPr>
+          <w:rFonts w:hint="default"/>
+          <w:sz w:val="22"/>
+          <w:lang w:val="en-US"/>
+        </w:rPr>
+        <w:tab/>
+      </w:r>
+      <w:r>
+        <w:rPr>
+          <w:rFonts w:hint="default"/>
+          <w:sz w:val="22"/>
+          <w:lang w:val="en-US"/>
+        </w:rPr>
+        <w:t>Code :</w:t>
+      </w:r>
+    </w:p>
+    <w:p>
+      <w:pPr>
+        <w:pStyle w:val="8"/>
+        <w:numPr>
+          <w:ilvl w:val="0"/>
+          <w:numId w:val="0"/>
+        </w:numPr>
+        <w:tabs>
+          <w:tab w:val="left" w:pos="1181"/>
+        </w:tabs>
+        <w:spacing w:before="20" w:after="0" w:line="259" w:lineRule="auto"/>
+        <w:ind w:left="820" w:leftChars="0" w:right="1252" w:rightChars="0"/>
+        <w:jc w:val="left"/>
+        <w:rPr>
+          <w:rFonts w:hint="default"/>
+          <w:sz w:val="22"/>
+          <w:lang w:val="en-US"/>
+        </w:rPr>
+      </w:pPr>
+      <w:r>
+        <w:rPr>
+          <w:rFonts w:hint="default"/>
+          <w:sz w:val="22"/>
+          <w:lang w:val="en-US"/>
+        </w:rPr>
+        <w:tab/>
+      </w:r>
+      <w:r>
+        <w:rPr>
+          <w:rFonts w:hint="default"/>
+          <w:sz w:val="22"/>
+          <w:lang w:val="en-US"/>
+        </w:rPr>
+        <w:drawing>
+          <wp:inline distT="0" distB="0" distL="114300" distR="114300">
+            <wp:extent cx="5243830" cy="9531985"/>
+            <wp:effectExtent l="0" t="0" r="13970" b="12065"/>
+            <wp:docPr id="8" name="Picture 8" descr="code2"/>
+            <wp:cNvGraphicFramePr>
+              <a:graphicFrameLocks xmlns:a="http://schemas.openxmlformats.org/drawingml/2006/main" noChangeAspect="1"/>
+            </wp:cNvGraphicFramePr>
+            <a:graphic xmlns:a="http://schemas.openxmlformats.org/drawingml/2006/main">
+              <a:graphicData uri="http://schemas.openxmlformats.org/drawingml/2006/picture">
+                <pic:pic xmlns:pic="http://schemas.openxmlformats.org/drawingml/2006/picture">
+                  <pic:nvPicPr>
+                    <pic:cNvPr id="8" name="Picture 8" descr="code2"/>
+                    <pic:cNvPicPr>
+                      <a:picLocks noChangeAspect="1"/>
+                    </pic:cNvPicPr>
+                  </pic:nvPicPr>
+                  <pic:blipFill>
+                    <a:blip r:embed="rId31"/>
+                    <a:stretch>
+                      <a:fillRect/>
+                    </a:stretch>
+                  </pic:blipFill>
+                  <pic:spPr>
+                    <a:xfrm>
+                      <a:off x="0" y="0"/>
+                      <a:ext cx="5243830" cy="9531985"/>
+                    </a:xfrm>
+                    <a:prstGeom prst="rect">
+                      <a:avLst/>
+                    </a:prstGeom>
+                  </pic:spPr>
+                </pic:pic>
+              </a:graphicData>
+            </a:graphic>
+          </wp:inline>
+        </w:drawing>
       </w:r>
     </w:p>
     <w:p>
@@ -8386,6 +8910,12 @@
             <w:insideH w:val="single" w:color="000000" w:sz="4" w:space="0"/>
             <w:insideV w:val="single" w:color="000000" w:sz="4" w:space="0"/>
           </w:tblBorders>
+          <w:tblCellMar>
+            <w:top w:w="0" w:type="dxa"/>
+            <w:left w:w="0" w:type="dxa"/>
+            <w:bottom w:w="0" w:type="dxa"/>
+            <w:right w:w="0" w:type="dxa"/>
+          </w:tblCellMar>
         </w:tblPrEx>
         <w:trPr>
           <w:trHeight w:val="925" w:hRule="atLeast"/>
@@ -8948,7 +9478,7 @@
                     </pic:cNvPicPr>
                   </pic:nvPicPr>
                   <pic:blipFill>
-                    <a:blip r:embed="rId29" cstate="print"/>
+                    <a:blip r:embed="rId32" cstate="print"/>
                     <a:stretch>
                       <a:fillRect/>
                     </a:stretch>
@@ -9019,7 +9549,7 @@
                     </pic:cNvPicPr>
                   </pic:nvPicPr>
                   <pic:blipFill>
-                    <a:blip r:embed="rId30" cstate="print"/>
+                    <a:blip r:embed="rId33" cstate="print"/>
                     <a:stretch>
                       <a:fillRect/>
                     </a:stretch>
@@ -9266,7 +9796,7 @@
                     </pic:cNvPicPr>
                   </pic:nvPicPr>
                   <pic:blipFill>
-                    <a:blip r:embed="rId31" cstate="print"/>
+                    <a:blip r:embed="rId34" cstate="print"/>
                     <a:stretch>
                       <a:fillRect/>
                     </a:stretch>
@@ -9394,7 +9924,7 @@
                     </pic:cNvPicPr>
                   </pic:nvPicPr>
                   <pic:blipFill>
-                    <a:blip r:embed="rId32" cstate="print"/>
+                    <a:blip r:embed="rId35" cstate="print"/>
                     <a:stretch>
                       <a:fillRect/>
                     </a:stretch>
@@ -9571,7 +10101,7 @@
                     </pic:cNvPicPr>
                   </pic:nvPicPr>
                   <pic:blipFill>
-                    <a:blip r:embed="rId33" cstate="print"/>
+                    <a:blip r:embed="rId36" cstate="print"/>
                     <a:stretch>
                       <a:fillRect/>
                     </a:stretch>
@@ -9750,7 +10280,7 @@
                     </pic:cNvPicPr>
                   </pic:nvPicPr>
                   <pic:blipFill>
-                    <a:blip r:embed="rId34" cstate="print"/>
+                    <a:blip r:embed="rId37" cstate="print"/>
                     <a:stretch>
                       <a:fillRect/>
                     </a:stretch>
@@ -10088,7 +10618,7 @@
                     </pic:cNvPicPr>
                   </pic:nvPicPr>
                   <pic:blipFill>
-                    <a:blip r:embed="rId35" cstate="print"/>
+                    <a:blip r:embed="rId38" cstate="print"/>
                     <a:stretch>
                       <a:fillRect/>
                     </a:stretch>
@@ -10324,7 +10854,7 @@
                     </pic:cNvPicPr>
                   </pic:nvPicPr>
                   <pic:blipFill>
-                    <a:blip r:embed="rId36" cstate="print"/>
+                    <a:blip r:embed="rId39" cstate="print"/>
                     <a:stretch>
                       <a:fillRect/>
                     </a:stretch>
@@ -10551,7 +11081,7 @@
                     </pic:cNvPicPr>
                   </pic:nvPicPr>
                   <pic:blipFill>
-                    <a:blip r:embed="rId37" cstate="print"/>
+                    <a:blip r:embed="rId40" cstate="print"/>
                     <a:stretch>
                       <a:fillRect/>
                     </a:stretch>
@@ -10770,7 +11300,7 @@
                     </pic:cNvPicPr>
                   </pic:nvPicPr>
                   <pic:blipFill>
-                    <a:blip r:embed="rId38" cstate="print"/>
+                    <a:blip r:embed="rId41" cstate="print"/>
                     <a:stretch>
                       <a:fillRect/>
                     </a:stretch>
@@ -10984,6 +11514,1030 @@
           <w:sz w:val="22"/>
         </w:rPr>
         <w:t>class</w:t>
+      </w:r>
+    </w:p>
+    <w:p>
+      <w:pPr>
+        <w:pStyle w:val="8"/>
+        <w:numPr>
+          <w:ilvl w:val="0"/>
+          <w:numId w:val="0"/>
+        </w:numPr>
+        <w:tabs>
+          <w:tab w:val="left" w:pos="1181"/>
+        </w:tabs>
+        <w:spacing w:before="22" w:after="0" w:line="240" w:lineRule="auto"/>
+        <w:ind w:left="819" w:leftChars="0" w:right="0" w:rightChars="0"/>
+        <w:jc w:val="left"/>
+        <w:rPr>
+          <w:rFonts w:hint="default"/>
+          <w:sz w:val="22"/>
+          <w:lang w:val="en-US"/>
+        </w:rPr>
+      </w:pPr>
+      <w:r>
+        <w:rPr>
+          <w:rFonts w:hint="default"/>
+          <w:sz w:val="22"/>
+          <w:lang w:val="en-US"/>
+        </w:rPr>
+        <w:tab/>
+      </w:r>
+      <w:r>
+        <w:rPr>
+          <w:rFonts w:hint="default"/>
+          <w:sz w:val="22"/>
+          <w:lang w:val="en-US"/>
+        </w:rPr>
+        <w:t>Constructor Postfix(int total):</w:t>
+      </w:r>
+    </w:p>
+    <w:p>
+      <w:pPr>
+        <w:pStyle w:val="8"/>
+        <w:numPr>
+          <w:ilvl w:val="0"/>
+          <w:numId w:val="0"/>
+        </w:numPr>
+        <w:tabs>
+          <w:tab w:val="left" w:pos="1181"/>
+        </w:tabs>
+        <w:spacing w:before="22" w:after="0" w:line="240" w:lineRule="auto"/>
+        <w:ind w:left="819" w:leftChars="0" w:right="0" w:rightChars="0"/>
+        <w:jc w:val="left"/>
+        <w:rPr>
+          <w:rFonts w:hint="default"/>
+          <w:sz w:val="22"/>
+          <w:lang w:val="en-US"/>
+        </w:rPr>
+      </w:pPr>
+    </w:p>
+    <w:p>
+      <w:pPr>
+        <w:pStyle w:val="8"/>
+        <w:numPr>
+          <w:ilvl w:val="0"/>
+          <w:numId w:val="0"/>
+        </w:numPr>
+        <w:tabs>
+          <w:tab w:val="left" w:pos="1181"/>
+        </w:tabs>
+        <w:spacing w:before="22" w:after="0" w:line="240" w:lineRule="auto"/>
+        <w:ind w:left="819" w:leftChars="0" w:right="0" w:rightChars="0"/>
+        <w:jc w:val="left"/>
+        <w:rPr>
+          <w:rFonts w:hint="default"/>
+          <w:sz w:val="22"/>
+          <w:lang w:val="en-US"/>
+        </w:rPr>
+      </w:pPr>
+      <w:r>
+        <w:rPr>
+          <w:rFonts w:hint="default"/>
+          <w:sz w:val="22"/>
+          <w:lang w:val="en-US"/>
+        </w:rPr>
+        <w:t xml:space="preserve">    Initializes the n instance variable to the total parameter value.</w:t>
+      </w:r>
+    </w:p>
+    <w:p>
+      <w:pPr>
+        <w:pStyle w:val="8"/>
+        <w:numPr>
+          <w:ilvl w:val="0"/>
+          <w:numId w:val="0"/>
+        </w:numPr>
+        <w:tabs>
+          <w:tab w:val="left" w:pos="1181"/>
+        </w:tabs>
+        <w:spacing w:before="22" w:after="0" w:line="240" w:lineRule="auto"/>
+        <w:ind w:left="819" w:leftChars="0" w:right="0" w:rightChars="0"/>
+        <w:jc w:val="left"/>
+        <w:rPr>
+          <w:rFonts w:hint="default"/>
+          <w:sz w:val="22"/>
+          <w:lang w:val="en-US"/>
+        </w:rPr>
+      </w:pPr>
+      <w:r>
+        <w:rPr>
+          <w:rFonts w:hint="default"/>
+          <w:sz w:val="22"/>
+          <w:lang w:val="en-US"/>
+        </w:rPr>
+        <w:t xml:space="preserve">    Initializes the top instance variable to -1, indicating the stack is initially empty.</w:t>
+      </w:r>
+    </w:p>
+    <w:p>
+      <w:pPr>
+        <w:pStyle w:val="8"/>
+        <w:numPr>
+          <w:ilvl w:val="0"/>
+          <w:numId w:val="0"/>
+        </w:numPr>
+        <w:tabs>
+          <w:tab w:val="left" w:pos="1181"/>
+        </w:tabs>
+        <w:spacing w:before="22" w:after="0" w:line="240" w:lineRule="auto"/>
+        <w:ind w:left="819" w:leftChars="0" w:right="0" w:rightChars="0"/>
+        <w:jc w:val="left"/>
+        <w:rPr>
+          <w:rFonts w:hint="default"/>
+          <w:sz w:val="22"/>
+          <w:lang w:val="en-US"/>
+        </w:rPr>
+      </w:pPr>
+      <w:r>
+        <w:rPr>
+          <w:rFonts w:hint="default"/>
+          <w:sz w:val="22"/>
+          <w:lang w:val="en-US"/>
+        </w:rPr>
+        <w:t xml:space="preserve">    Creates a new char array stack with size n.</w:t>
+      </w:r>
+    </w:p>
+    <w:p>
+      <w:pPr>
+        <w:pStyle w:val="8"/>
+        <w:numPr>
+          <w:ilvl w:val="0"/>
+          <w:numId w:val="0"/>
+        </w:numPr>
+        <w:tabs>
+          <w:tab w:val="left" w:pos="1181"/>
+        </w:tabs>
+        <w:spacing w:before="22" w:after="0" w:line="240" w:lineRule="auto"/>
+        <w:ind w:left="819" w:leftChars="0" w:right="0" w:rightChars="0"/>
+        <w:jc w:val="left"/>
+        <w:rPr>
+          <w:rFonts w:hint="default"/>
+          <w:sz w:val="22"/>
+          <w:lang w:val="en-US"/>
+        </w:rPr>
+      </w:pPr>
+      <w:r>
+        <w:rPr>
+          <w:rFonts w:hint="default"/>
+          <w:sz w:val="22"/>
+          <w:lang w:val="en-US"/>
+        </w:rPr>
+        <w:t xml:space="preserve">    Calls the push() method to push a left parenthesis character '(' onto the stack.</w:t>
+      </w:r>
+    </w:p>
+    <w:p>
+      <w:pPr>
+        <w:pStyle w:val="8"/>
+        <w:numPr>
+          <w:ilvl w:val="0"/>
+          <w:numId w:val="0"/>
+        </w:numPr>
+        <w:tabs>
+          <w:tab w:val="left" w:pos="1181"/>
+        </w:tabs>
+        <w:spacing w:before="22" w:after="0" w:line="240" w:lineRule="auto"/>
+        <w:ind w:left="819" w:leftChars="0" w:right="0" w:rightChars="0"/>
+        <w:jc w:val="left"/>
+        <w:rPr>
+          <w:rFonts w:hint="default"/>
+          <w:sz w:val="22"/>
+          <w:lang w:val="en-US"/>
+        </w:rPr>
+      </w:pPr>
+    </w:p>
+    <w:p>
+      <w:pPr>
+        <w:pStyle w:val="8"/>
+        <w:numPr>
+          <w:ilvl w:val="0"/>
+          <w:numId w:val="0"/>
+        </w:numPr>
+        <w:tabs>
+          <w:tab w:val="left" w:pos="1181"/>
+        </w:tabs>
+        <w:spacing w:before="22" w:after="0" w:line="240" w:lineRule="auto"/>
+        <w:ind w:left="819" w:leftChars="0" w:right="0" w:rightChars="0"/>
+        <w:jc w:val="left"/>
+        <w:rPr>
+          <w:rFonts w:hint="default"/>
+          <w:sz w:val="22"/>
+          <w:lang w:val="en-US"/>
+        </w:rPr>
+      </w:pPr>
+      <w:r>
+        <w:rPr>
+          <w:rFonts w:hint="default"/>
+          <w:sz w:val="22"/>
+          <w:lang w:val="en-US"/>
+        </w:rPr>
+        <w:t xml:space="preserve">    Method push(char c):</w:t>
+      </w:r>
+    </w:p>
+    <w:p>
+      <w:pPr>
+        <w:pStyle w:val="8"/>
+        <w:numPr>
+          <w:ilvl w:val="0"/>
+          <w:numId w:val="0"/>
+        </w:numPr>
+        <w:tabs>
+          <w:tab w:val="left" w:pos="1181"/>
+        </w:tabs>
+        <w:spacing w:before="22" w:after="0" w:line="240" w:lineRule="auto"/>
+        <w:ind w:left="819" w:leftChars="0" w:right="0" w:rightChars="0"/>
+        <w:jc w:val="left"/>
+        <w:rPr>
+          <w:rFonts w:hint="default"/>
+          <w:sz w:val="22"/>
+          <w:lang w:val="en-US"/>
+        </w:rPr>
+      </w:pPr>
+    </w:p>
+    <w:p>
+      <w:pPr>
+        <w:pStyle w:val="8"/>
+        <w:numPr>
+          <w:ilvl w:val="0"/>
+          <w:numId w:val="0"/>
+        </w:numPr>
+        <w:tabs>
+          <w:tab w:val="left" w:pos="1181"/>
+        </w:tabs>
+        <w:spacing w:before="22" w:after="0" w:line="240" w:lineRule="auto"/>
+        <w:ind w:left="819" w:leftChars="0" w:right="0" w:rightChars="0"/>
+        <w:jc w:val="left"/>
+        <w:rPr>
+          <w:rFonts w:hint="default"/>
+          <w:sz w:val="22"/>
+          <w:lang w:val="en-US"/>
+        </w:rPr>
+      </w:pPr>
+      <w:r>
+        <w:rPr>
+          <w:rFonts w:hint="default"/>
+          <w:sz w:val="22"/>
+          <w:lang w:val="en-US"/>
+        </w:rPr>
+        <w:t xml:space="preserve">    Increments the top instance variable by 1 to prepare for the new character to be added.</w:t>
+      </w:r>
+    </w:p>
+    <w:p>
+      <w:pPr>
+        <w:pStyle w:val="8"/>
+        <w:numPr>
+          <w:ilvl w:val="0"/>
+          <w:numId w:val="0"/>
+        </w:numPr>
+        <w:tabs>
+          <w:tab w:val="left" w:pos="1181"/>
+        </w:tabs>
+        <w:spacing w:before="22" w:after="0" w:line="240" w:lineRule="auto"/>
+        <w:ind w:left="819" w:leftChars="0" w:right="0" w:rightChars="0"/>
+        <w:jc w:val="left"/>
+        <w:rPr>
+          <w:rFonts w:hint="default"/>
+          <w:sz w:val="22"/>
+          <w:lang w:val="en-US"/>
+        </w:rPr>
+      </w:pPr>
+      <w:r>
+        <w:rPr>
+          <w:rFonts w:hint="default"/>
+          <w:sz w:val="22"/>
+          <w:lang w:val="en-US"/>
+        </w:rPr>
+        <w:t xml:space="preserve">    Adds the character c to the stack array at the top index.</w:t>
+      </w:r>
+    </w:p>
+    <w:p>
+      <w:pPr>
+        <w:pStyle w:val="8"/>
+        <w:numPr>
+          <w:ilvl w:val="0"/>
+          <w:numId w:val="0"/>
+        </w:numPr>
+        <w:tabs>
+          <w:tab w:val="left" w:pos="1181"/>
+        </w:tabs>
+        <w:spacing w:before="22" w:after="0" w:line="240" w:lineRule="auto"/>
+        <w:ind w:left="819" w:leftChars="0" w:right="0" w:rightChars="0"/>
+        <w:jc w:val="left"/>
+        <w:rPr>
+          <w:rFonts w:hint="default"/>
+          <w:sz w:val="22"/>
+          <w:lang w:val="en-US"/>
+        </w:rPr>
+      </w:pPr>
+    </w:p>
+    <w:p>
+      <w:pPr>
+        <w:pStyle w:val="8"/>
+        <w:numPr>
+          <w:ilvl w:val="0"/>
+          <w:numId w:val="0"/>
+        </w:numPr>
+        <w:tabs>
+          <w:tab w:val="left" w:pos="1181"/>
+        </w:tabs>
+        <w:spacing w:before="22" w:after="0" w:line="240" w:lineRule="auto"/>
+        <w:ind w:left="819" w:leftChars="0" w:right="0" w:rightChars="0"/>
+        <w:jc w:val="left"/>
+        <w:rPr>
+          <w:rFonts w:hint="default"/>
+          <w:sz w:val="22"/>
+          <w:lang w:val="en-US"/>
+        </w:rPr>
+      </w:pPr>
+      <w:r>
+        <w:rPr>
+          <w:rFonts w:hint="default"/>
+          <w:sz w:val="22"/>
+          <w:lang w:val="en-US"/>
+        </w:rPr>
+        <w:t xml:space="preserve">    Method pop():</w:t>
+      </w:r>
+    </w:p>
+    <w:p>
+      <w:pPr>
+        <w:pStyle w:val="8"/>
+        <w:numPr>
+          <w:ilvl w:val="0"/>
+          <w:numId w:val="0"/>
+        </w:numPr>
+        <w:tabs>
+          <w:tab w:val="left" w:pos="1181"/>
+        </w:tabs>
+        <w:spacing w:before="22" w:after="0" w:line="240" w:lineRule="auto"/>
+        <w:ind w:left="819" w:leftChars="0" w:right="0" w:rightChars="0"/>
+        <w:jc w:val="left"/>
+        <w:rPr>
+          <w:rFonts w:hint="default"/>
+          <w:sz w:val="22"/>
+          <w:lang w:val="en-US"/>
+        </w:rPr>
+      </w:pPr>
+    </w:p>
+    <w:p>
+      <w:pPr>
+        <w:pStyle w:val="8"/>
+        <w:numPr>
+          <w:ilvl w:val="0"/>
+          <w:numId w:val="0"/>
+        </w:numPr>
+        <w:tabs>
+          <w:tab w:val="left" w:pos="1181"/>
+        </w:tabs>
+        <w:spacing w:before="22" w:after="0" w:line="240" w:lineRule="auto"/>
+        <w:ind w:left="819" w:leftChars="0" w:right="0" w:rightChars="0"/>
+        <w:jc w:val="left"/>
+        <w:rPr>
+          <w:rFonts w:hint="default"/>
+          <w:sz w:val="22"/>
+          <w:lang w:val="en-US"/>
+        </w:rPr>
+      </w:pPr>
+      <w:r>
+        <w:rPr>
+          <w:rFonts w:hint="default"/>
+          <w:sz w:val="22"/>
+          <w:lang w:val="en-US"/>
+        </w:rPr>
+        <w:t xml:space="preserve">    Gets the character at the top index of the stack array and assigns it to the item variable.</w:t>
+      </w:r>
+    </w:p>
+    <w:p>
+      <w:pPr>
+        <w:pStyle w:val="8"/>
+        <w:numPr>
+          <w:ilvl w:val="0"/>
+          <w:numId w:val="0"/>
+        </w:numPr>
+        <w:tabs>
+          <w:tab w:val="left" w:pos="1181"/>
+        </w:tabs>
+        <w:spacing w:before="22" w:after="0" w:line="240" w:lineRule="auto"/>
+        <w:ind w:left="819" w:leftChars="0" w:right="0" w:rightChars="0"/>
+        <w:jc w:val="left"/>
+        <w:rPr>
+          <w:rFonts w:hint="default"/>
+          <w:sz w:val="22"/>
+          <w:lang w:val="en-US"/>
+        </w:rPr>
+      </w:pPr>
+      <w:r>
+        <w:rPr>
+          <w:rFonts w:hint="default"/>
+          <w:sz w:val="22"/>
+          <w:lang w:val="en-US"/>
+        </w:rPr>
+        <w:t xml:space="preserve">    Decrements the top instance variable by 1 to remove the character from the stack.</w:t>
+      </w:r>
+    </w:p>
+    <w:p>
+      <w:pPr>
+        <w:pStyle w:val="8"/>
+        <w:numPr>
+          <w:ilvl w:val="0"/>
+          <w:numId w:val="0"/>
+        </w:numPr>
+        <w:tabs>
+          <w:tab w:val="left" w:pos="1181"/>
+        </w:tabs>
+        <w:spacing w:before="22" w:after="0" w:line="240" w:lineRule="auto"/>
+        <w:ind w:left="819" w:leftChars="0" w:right="0" w:rightChars="0"/>
+        <w:jc w:val="left"/>
+        <w:rPr>
+          <w:rFonts w:hint="default"/>
+          <w:sz w:val="22"/>
+          <w:lang w:val="en-US"/>
+        </w:rPr>
+      </w:pPr>
+      <w:r>
+        <w:rPr>
+          <w:rFonts w:hint="default"/>
+          <w:sz w:val="22"/>
+          <w:lang w:val="en-US"/>
+        </w:rPr>
+        <w:t xml:space="preserve">    Returns the item variable containing the removed character.</w:t>
+      </w:r>
+    </w:p>
+    <w:p>
+      <w:pPr>
+        <w:pStyle w:val="8"/>
+        <w:numPr>
+          <w:ilvl w:val="0"/>
+          <w:numId w:val="0"/>
+        </w:numPr>
+        <w:tabs>
+          <w:tab w:val="left" w:pos="1181"/>
+        </w:tabs>
+        <w:spacing w:before="22" w:after="0" w:line="240" w:lineRule="auto"/>
+        <w:ind w:left="819" w:leftChars="0" w:right="0" w:rightChars="0"/>
+        <w:jc w:val="left"/>
+        <w:rPr>
+          <w:rFonts w:hint="default"/>
+          <w:sz w:val="22"/>
+          <w:lang w:val="en-US"/>
+        </w:rPr>
+      </w:pPr>
+    </w:p>
+    <w:p>
+      <w:pPr>
+        <w:pStyle w:val="8"/>
+        <w:numPr>
+          <w:ilvl w:val="0"/>
+          <w:numId w:val="0"/>
+        </w:numPr>
+        <w:tabs>
+          <w:tab w:val="left" w:pos="1181"/>
+        </w:tabs>
+        <w:spacing w:before="22" w:after="0" w:line="240" w:lineRule="auto"/>
+        <w:ind w:left="819" w:leftChars="0" w:right="0" w:rightChars="0"/>
+        <w:jc w:val="left"/>
+        <w:rPr>
+          <w:rFonts w:hint="default"/>
+          <w:sz w:val="22"/>
+          <w:lang w:val="en-US"/>
+        </w:rPr>
+      </w:pPr>
+      <w:r>
+        <w:rPr>
+          <w:rFonts w:hint="default"/>
+          <w:sz w:val="22"/>
+          <w:lang w:val="en-US"/>
+        </w:rPr>
+        <w:t xml:space="preserve">    Method isOperand(char c):</w:t>
+      </w:r>
+    </w:p>
+    <w:p>
+      <w:pPr>
+        <w:pStyle w:val="8"/>
+        <w:numPr>
+          <w:ilvl w:val="0"/>
+          <w:numId w:val="0"/>
+        </w:numPr>
+        <w:tabs>
+          <w:tab w:val="left" w:pos="1181"/>
+        </w:tabs>
+        <w:spacing w:before="22" w:after="0" w:line="240" w:lineRule="auto"/>
+        <w:ind w:left="819" w:leftChars="0" w:right="0" w:rightChars="0"/>
+        <w:jc w:val="left"/>
+        <w:rPr>
+          <w:rFonts w:hint="default"/>
+          <w:sz w:val="22"/>
+          <w:lang w:val="en-US"/>
+        </w:rPr>
+      </w:pPr>
+    </w:p>
+    <w:p>
+      <w:pPr>
+        <w:pStyle w:val="8"/>
+        <w:numPr>
+          <w:ilvl w:val="0"/>
+          <w:numId w:val="0"/>
+        </w:numPr>
+        <w:tabs>
+          <w:tab w:val="left" w:pos="1181"/>
+        </w:tabs>
+        <w:spacing w:before="22" w:after="0" w:line="240" w:lineRule="auto"/>
+        <w:ind w:left="819" w:leftChars="0" w:right="0" w:rightChars="0"/>
+        <w:jc w:val="left"/>
+        <w:rPr>
+          <w:rFonts w:hint="default"/>
+          <w:sz w:val="22"/>
+          <w:lang w:val="en-US"/>
+        </w:rPr>
+      </w:pPr>
+      <w:r>
+        <w:rPr>
+          <w:rFonts w:hint="default"/>
+          <w:sz w:val="22"/>
+          <w:lang w:val="en-US"/>
+        </w:rPr>
+        <w:t xml:space="preserve">    Returns true if the character c is an operand (i.e., a letter, digit, space or period) and false otherwise.</w:t>
+      </w:r>
+    </w:p>
+    <w:p>
+      <w:pPr>
+        <w:pStyle w:val="8"/>
+        <w:numPr>
+          <w:ilvl w:val="0"/>
+          <w:numId w:val="0"/>
+        </w:numPr>
+        <w:tabs>
+          <w:tab w:val="left" w:pos="1181"/>
+        </w:tabs>
+        <w:spacing w:before="22" w:after="0" w:line="240" w:lineRule="auto"/>
+        <w:ind w:left="819" w:leftChars="0" w:right="0" w:rightChars="0"/>
+        <w:jc w:val="left"/>
+        <w:rPr>
+          <w:rFonts w:hint="default"/>
+          <w:sz w:val="22"/>
+          <w:lang w:val="en-US"/>
+        </w:rPr>
+      </w:pPr>
+    </w:p>
+    <w:p>
+      <w:pPr>
+        <w:pStyle w:val="8"/>
+        <w:numPr>
+          <w:ilvl w:val="0"/>
+          <w:numId w:val="0"/>
+        </w:numPr>
+        <w:tabs>
+          <w:tab w:val="left" w:pos="1181"/>
+        </w:tabs>
+        <w:spacing w:before="22" w:after="0" w:line="240" w:lineRule="auto"/>
+        <w:ind w:left="819" w:leftChars="0" w:right="0" w:rightChars="0"/>
+        <w:jc w:val="left"/>
+        <w:rPr>
+          <w:rFonts w:hint="default"/>
+          <w:sz w:val="22"/>
+          <w:lang w:val="en-US"/>
+        </w:rPr>
+      </w:pPr>
+      <w:r>
+        <w:rPr>
+          <w:rFonts w:hint="default"/>
+          <w:sz w:val="22"/>
+          <w:lang w:val="en-US"/>
+        </w:rPr>
+        <w:t xml:space="preserve">    Method isOperator(char c):</w:t>
+      </w:r>
+    </w:p>
+    <w:p>
+      <w:pPr>
+        <w:pStyle w:val="8"/>
+        <w:numPr>
+          <w:ilvl w:val="0"/>
+          <w:numId w:val="0"/>
+        </w:numPr>
+        <w:tabs>
+          <w:tab w:val="left" w:pos="1181"/>
+        </w:tabs>
+        <w:spacing w:before="22" w:after="0" w:line="240" w:lineRule="auto"/>
+        <w:ind w:left="819" w:leftChars="0" w:right="0" w:rightChars="0"/>
+        <w:jc w:val="left"/>
+        <w:rPr>
+          <w:rFonts w:hint="default"/>
+          <w:sz w:val="22"/>
+          <w:lang w:val="en-US"/>
+        </w:rPr>
+      </w:pPr>
+    </w:p>
+    <w:p>
+      <w:pPr>
+        <w:pStyle w:val="8"/>
+        <w:numPr>
+          <w:ilvl w:val="0"/>
+          <w:numId w:val="0"/>
+        </w:numPr>
+        <w:tabs>
+          <w:tab w:val="left" w:pos="1181"/>
+        </w:tabs>
+        <w:spacing w:before="22" w:after="0" w:line="240" w:lineRule="auto"/>
+        <w:ind w:left="819" w:leftChars="0" w:right="0" w:rightChars="0"/>
+        <w:jc w:val="left"/>
+        <w:rPr>
+          <w:rFonts w:hint="default"/>
+          <w:sz w:val="22"/>
+          <w:lang w:val="en-US"/>
+        </w:rPr>
+      </w:pPr>
+      <w:r>
+        <w:rPr>
+          <w:rFonts w:hint="default"/>
+          <w:sz w:val="22"/>
+          <w:lang w:val="en-US"/>
+        </w:rPr>
+        <w:t xml:space="preserve">    Returns true if the character c is an operator (i.e., one of '^', '%', '/', '*', '-', or '+') and false otherwise.</w:t>
+      </w:r>
+    </w:p>
+    <w:p>
+      <w:pPr>
+        <w:pStyle w:val="8"/>
+        <w:numPr>
+          <w:ilvl w:val="0"/>
+          <w:numId w:val="0"/>
+        </w:numPr>
+        <w:tabs>
+          <w:tab w:val="left" w:pos="1181"/>
+        </w:tabs>
+        <w:spacing w:before="22" w:after="0" w:line="240" w:lineRule="auto"/>
+        <w:ind w:left="819" w:leftChars="0" w:right="0" w:rightChars="0"/>
+        <w:jc w:val="left"/>
+        <w:rPr>
+          <w:rFonts w:hint="default"/>
+          <w:sz w:val="22"/>
+          <w:lang w:val="en-US"/>
+        </w:rPr>
+      </w:pPr>
+    </w:p>
+    <w:p>
+      <w:pPr>
+        <w:pStyle w:val="8"/>
+        <w:numPr>
+          <w:ilvl w:val="0"/>
+          <w:numId w:val="0"/>
+        </w:numPr>
+        <w:tabs>
+          <w:tab w:val="left" w:pos="1181"/>
+        </w:tabs>
+        <w:spacing w:before="22" w:after="0" w:line="240" w:lineRule="auto"/>
+        <w:ind w:left="819" w:leftChars="0" w:right="0" w:rightChars="0"/>
+        <w:jc w:val="left"/>
+        <w:rPr>
+          <w:rFonts w:hint="default"/>
+          <w:sz w:val="22"/>
+          <w:lang w:val="en-US"/>
+        </w:rPr>
+      </w:pPr>
+      <w:r>
+        <w:rPr>
+          <w:rFonts w:hint="default"/>
+          <w:sz w:val="22"/>
+          <w:lang w:val="en-US"/>
+        </w:rPr>
+        <w:t xml:space="preserve">    Method degree(char c):</w:t>
+      </w:r>
+    </w:p>
+    <w:p>
+      <w:pPr>
+        <w:pStyle w:val="8"/>
+        <w:numPr>
+          <w:ilvl w:val="0"/>
+          <w:numId w:val="0"/>
+        </w:numPr>
+        <w:tabs>
+          <w:tab w:val="left" w:pos="1181"/>
+        </w:tabs>
+        <w:spacing w:before="22" w:after="0" w:line="240" w:lineRule="auto"/>
+        <w:ind w:left="819" w:leftChars="0" w:right="0" w:rightChars="0"/>
+        <w:jc w:val="left"/>
+        <w:rPr>
+          <w:rFonts w:hint="default"/>
+          <w:sz w:val="22"/>
+          <w:lang w:val="en-US"/>
+        </w:rPr>
+      </w:pPr>
+    </w:p>
+    <w:p>
+      <w:pPr>
+        <w:pStyle w:val="8"/>
+        <w:numPr>
+          <w:ilvl w:val="0"/>
+          <w:numId w:val="0"/>
+        </w:numPr>
+        <w:tabs>
+          <w:tab w:val="left" w:pos="1181"/>
+        </w:tabs>
+        <w:spacing w:before="22" w:after="0" w:line="240" w:lineRule="auto"/>
+        <w:ind w:left="819" w:leftChars="0" w:right="0" w:rightChars="0"/>
+        <w:jc w:val="left"/>
+        <w:rPr>
+          <w:rFonts w:hint="default"/>
+          <w:sz w:val="22"/>
+          <w:lang w:val="en-US"/>
+        </w:rPr>
+      </w:pPr>
+      <w:r>
+        <w:rPr>
+          <w:rFonts w:hint="default"/>
+          <w:sz w:val="22"/>
+          <w:lang w:val="en-US"/>
+        </w:rPr>
+        <w:t xml:space="preserve">    Returns the degree of precedence of the operator c. The operator with the highest degree of precedence has the highest integer value returned.</w:t>
+      </w:r>
+    </w:p>
+    <w:p>
+      <w:pPr>
+        <w:pStyle w:val="8"/>
+        <w:numPr>
+          <w:ilvl w:val="0"/>
+          <w:numId w:val="0"/>
+        </w:numPr>
+        <w:tabs>
+          <w:tab w:val="left" w:pos="1181"/>
+        </w:tabs>
+        <w:spacing w:before="22" w:after="0" w:line="240" w:lineRule="auto"/>
+        <w:ind w:left="819" w:leftChars="0" w:right="0" w:rightChars="0"/>
+        <w:jc w:val="left"/>
+        <w:rPr>
+          <w:rFonts w:hint="default"/>
+          <w:sz w:val="22"/>
+          <w:lang w:val="en-US"/>
+        </w:rPr>
+      </w:pPr>
+    </w:p>
+    <w:p>
+      <w:pPr>
+        <w:pStyle w:val="8"/>
+        <w:numPr>
+          <w:ilvl w:val="0"/>
+          <w:numId w:val="0"/>
+        </w:numPr>
+        <w:tabs>
+          <w:tab w:val="left" w:pos="1181"/>
+        </w:tabs>
+        <w:spacing w:before="22" w:after="0" w:line="240" w:lineRule="auto"/>
+        <w:ind w:left="819" w:leftChars="0" w:right="0" w:rightChars="0"/>
+        <w:jc w:val="left"/>
+        <w:rPr>
+          <w:rFonts w:hint="default"/>
+          <w:sz w:val="22"/>
+          <w:lang w:val="en-US"/>
+        </w:rPr>
+      </w:pPr>
+      <w:r>
+        <w:rPr>
+          <w:rFonts w:hint="default"/>
+          <w:sz w:val="22"/>
+          <w:lang w:val="en-US"/>
+        </w:rPr>
+        <w:t xml:space="preserve">    Method convert(String Q):</w:t>
+      </w:r>
+    </w:p>
+    <w:p>
+      <w:pPr>
+        <w:pStyle w:val="8"/>
+        <w:numPr>
+          <w:ilvl w:val="0"/>
+          <w:numId w:val="0"/>
+        </w:numPr>
+        <w:tabs>
+          <w:tab w:val="left" w:pos="1181"/>
+        </w:tabs>
+        <w:spacing w:before="22" w:after="0" w:line="240" w:lineRule="auto"/>
+        <w:ind w:left="819" w:leftChars="0" w:right="0" w:rightChars="0"/>
+        <w:jc w:val="left"/>
+        <w:rPr>
+          <w:rFonts w:hint="default"/>
+          <w:sz w:val="22"/>
+          <w:lang w:val="en-US"/>
+        </w:rPr>
+      </w:pPr>
+    </w:p>
+    <w:p>
+      <w:pPr>
+        <w:pStyle w:val="8"/>
+        <w:numPr>
+          <w:ilvl w:val="0"/>
+          <w:numId w:val="0"/>
+        </w:numPr>
+        <w:tabs>
+          <w:tab w:val="left" w:pos="1181"/>
+        </w:tabs>
+        <w:spacing w:before="22" w:after="0" w:line="240" w:lineRule="auto"/>
+        <w:ind w:left="819" w:leftChars="0" w:right="0" w:rightChars="0"/>
+        <w:jc w:val="left"/>
+        <w:rPr>
+          <w:rFonts w:hint="default"/>
+          <w:sz w:val="22"/>
+          <w:lang w:val="en-US"/>
+        </w:rPr>
+      </w:pPr>
+      <w:r>
+        <w:rPr>
+          <w:rFonts w:hint="default"/>
+          <w:sz w:val="22"/>
+          <w:lang w:val="en-US"/>
+        </w:rPr>
+        <w:t xml:space="preserve">    Initializes an empty string p to store the postfix expression.</w:t>
+      </w:r>
+    </w:p>
+    <w:p>
+      <w:pPr>
+        <w:pStyle w:val="8"/>
+        <w:numPr>
+          <w:ilvl w:val="0"/>
+          <w:numId w:val="0"/>
+        </w:numPr>
+        <w:tabs>
+          <w:tab w:val="left" w:pos="1181"/>
+        </w:tabs>
+        <w:spacing w:before="22" w:after="0" w:line="240" w:lineRule="auto"/>
+        <w:ind w:left="819" w:leftChars="0" w:right="0" w:rightChars="0"/>
+        <w:jc w:val="left"/>
+        <w:rPr>
+          <w:rFonts w:hint="default"/>
+          <w:sz w:val="22"/>
+          <w:lang w:val="en-US"/>
+        </w:rPr>
+      </w:pPr>
+      <w:r>
+        <w:rPr>
+          <w:rFonts w:hint="default"/>
+          <w:sz w:val="22"/>
+          <w:lang w:val="en-US"/>
+        </w:rPr>
+        <w:t xml:space="preserve">    Iterates through each character c in the infix expression Q.</w:t>
+      </w:r>
+    </w:p>
+    <w:p>
+      <w:pPr>
+        <w:pStyle w:val="8"/>
+        <w:numPr>
+          <w:ilvl w:val="0"/>
+          <w:numId w:val="0"/>
+        </w:numPr>
+        <w:tabs>
+          <w:tab w:val="left" w:pos="1181"/>
+        </w:tabs>
+        <w:spacing w:before="22" w:after="0" w:line="240" w:lineRule="auto"/>
+        <w:ind w:left="819" w:leftChars="0" w:right="0" w:rightChars="0"/>
+        <w:jc w:val="left"/>
+        <w:rPr>
+          <w:rFonts w:hint="default"/>
+          <w:sz w:val="22"/>
+          <w:lang w:val="en-US"/>
+        </w:rPr>
+      </w:pPr>
+      <w:r>
+        <w:rPr>
+          <w:rFonts w:hint="default"/>
+          <w:sz w:val="22"/>
+          <w:lang w:val="en-US"/>
+        </w:rPr>
+        <w:t xml:space="preserve">    If c is an operand, it is added to the p string.</w:t>
+      </w:r>
+    </w:p>
+    <w:p>
+      <w:pPr>
+        <w:pStyle w:val="8"/>
+        <w:numPr>
+          <w:ilvl w:val="0"/>
+          <w:numId w:val="0"/>
+        </w:numPr>
+        <w:tabs>
+          <w:tab w:val="left" w:pos="1181"/>
+        </w:tabs>
+        <w:spacing w:before="22" w:after="0" w:line="240" w:lineRule="auto"/>
+        <w:ind w:left="819" w:leftChars="0" w:right="0" w:rightChars="0"/>
+        <w:jc w:val="left"/>
+        <w:rPr>
+          <w:rFonts w:hint="default"/>
+          <w:sz w:val="22"/>
+          <w:lang w:val="en-US"/>
+        </w:rPr>
+      </w:pPr>
+      <w:r>
+        <w:rPr>
+          <w:rFonts w:hint="default"/>
+          <w:sz w:val="22"/>
+          <w:lang w:val="en-US"/>
+        </w:rPr>
+        <w:t xml:space="preserve">    If c is a left parenthesis, it is pushed onto the stack.</w:t>
+      </w:r>
+    </w:p>
+    <w:p>
+      <w:pPr>
+        <w:pStyle w:val="8"/>
+        <w:numPr>
+          <w:ilvl w:val="0"/>
+          <w:numId w:val="0"/>
+        </w:numPr>
+        <w:tabs>
+          <w:tab w:val="left" w:pos="1181"/>
+        </w:tabs>
+        <w:spacing w:before="22" w:after="0" w:line="240" w:lineRule="auto"/>
+        <w:ind w:left="819" w:leftChars="0" w:right="0" w:rightChars="0"/>
+        <w:jc w:val="left"/>
+        <w:rPr>
+          <w:rFonts w:hint="default"/>
+          <w:sz w:val="22"/>
+          <w:lang w:val="en-US"/>
+        </w:rPr>
+      </w:pPr>
+      <w:r>
+        <w:rPr>
+          <w:rFonts w:hint="default"/>
+          <w:sz w:val="22"/>
+          <w:lang w:val="en-US"/>
+        </w:rPr>
+        <w:t xml:space="preserve">    If c is a right parenthesis, all characters in the stack are popped off and added to the p string until a left parenthesis is found and removed.</w:t>
+      </w:r>
+    </w:p>
+    <w:p>
+      <w:pPr>
+        <w:pStyle w:val="8"/>
+        <w:numPr>
+          <w:ilvl w:val="0"/>
+          <w:numId w:val="0"/>
+        </w:numPr>
+        <w:tabs>
+          <w:tab w:val="left" w:pos="1181"/>
+        </w:tabs>
+        <w:spacing w:before="22" w:after="0" w:line="240" w:lineRule="auto"/>
+        <w:ind w:left="819" w:leftChars="0" w:right="0" w:rightChars="0"/>
+        <w:jc w:val="left"/>
+        <w:rPr>
+          <w:rFonts w:hint="default"/>
+          <w:sz w:val="22"/>
+          <w:lang w:val="en-US"/>
+        </w:rPr>
+      </w:pPr>
+      <w:r>
+        <w:rPr>
+          <w:rFonts w:hint="default"/>
+          <w:sz w:val="22"/>
+          <w:lang w:val="en-US"/>
+        </w:rPr>
+        <w:t xml:space="preserve">    If c is an operator, all operators with a higher precedence than c are popped off the stack and added to the p string before c is pushed onto the stack.</w:t>
+      </w:r>
+    </w:p>
+    <w:p>
+      <w:pPr>
+        <w:pStyle w:val="8"/>
+        <w:numPr>
+          <w:ilvl w:val="0"/>
+          <w:numId w:val="0"/>
+        </w:numPr>
+        <w:tabs>
+          <w:tab w:val="left" w:pos="1181"/>
+        </w:tabs>
+        <w:spacing w:before="22" w:after="0" w:line="240" w:lineRule="auto"/>
+        <w:ind w:left="819" w:leftChars="0" w:right="0" w:rightChars="0"/>
+        <w:jc w:val="left"/>
+        <w:rPr>
+          <w:rFonts w:hint="default"/>
+          <w:sz w:val="22"/>
+          <w:lang w:val="en-US"/>
+        </w:rPr>
+      </w:pPr>
+      <w:r>
+        <w:rPr>
+          <w:rFonts w:hint="default"/>
+          <w:sz w:val="22"/>
+          <w:lang w:val="en-US"/>
+        </w:rPr>
+        <w:t xml:space="preserve">    After all characters in Q have been processed, any remaining operators in the stack are popped off and added to the p string.</w:t>
+      </w:r>
+    </w:p>
+    <w:p>
+      <w:pPr>
+        <w:pStyle w:val="8"/>
+        <w:numPr>
+          <w:ilvl w:val="0"/>
+          <w:numId w:val="0"/>
+        </w:numPr>
+        <w:tabs>
+          <w:tab w:val="left" w:pos="1181"/>
+        </w:tabs>
+        <w:spacing w:before="22" w:after="0" w:line="240" w:lineRule="auto"/>
+        <w:ind w:left="819" w:leftChars="0" w:right="0" w:rightChars="0"/>
+        <w:jc w:val="left"/>
+        <w:rPr>
+          <w:rFonts w:hint="default"/>
+          <w:sz w:val="22"/>
+          <w:lang w:val="en-US"/>
+        </w:rPr>
+      </w:pPr>
+      <w:r>
+        <w:rPr>
+          <w:rFonts w:hint="default"/>
+          <w:sz w:val="22"/>
+          <w:lang w:val="en-US"/>
+        </w:rPr>
+        <w:t xml:space="preserve">    The postfix expression p is returned.</w:t>
       </w:r>
     </w:p>
     <w:p>
@@ -11040,7 +12594,7 @@
                     </pic:cNvPicPr>
                   </pic:nvPicPr>
                   <pic:blipFill>
-                    <a:blip r:embed="rId39" cstate="print"/>
+                    <a:blip r:embed="rId42" cstate="print"/>
                     <a:stretch>
                       <a:fillRect/>
                     </a:stretch>
@@ -11136,6 +12690,42 @@
       <w:pPr>
         <w:pStyle w:val="8"/>
         <w:numPr>
+          <w:ilvl w:val="0"/>
+          <w:numId w:val="0"/>
+        </w:numPr>
+        <w:tabs>
+          <w:tab w:val="left" w:pos="1181"/>
+        </w:tabs>
+        <w:spacing w:before="111" w:after="0" w:line="259" w:lineRule="auto"/>
+        <w:ind w:left="820" w:leftChars="0" w:right="2177" w:rightChars="0"/>
+        <w:jc w:val="left"/>
+        <w:rPr>
+          <w:rFonts w:hint="default"/>
+          <w:sz w:val="22"/>
+          <w:lang w:val="en-US"/>
+        </w:rPr>
+      </w:pPr>
+      <w:r>
+        <w:rPr>
+          <w:rFonts w:hint="default"/>
+          <w:sz w:val="22"/>
+          <w:lang w:val="en-US"/>
+        </w:rPr>
+        <w:tab/>
+      </w:r>
+      <w:r>
+        <w:rPr>
+          <w:rFonts w:hint="default"/>
+          <w:sz w:val="22"/>
+          <w:lang w:val="en-US"/>
+        </w:rPr>
+        <w:t>retrieves the character at index i from the string Q and assigns it to the variable c.</w:t>
+      </w:r>
+    </w:p>
+    <w:p>
+      <w:pPr>
+        <w:pStyle w:val="8"/>
+        <w:numPr>
           <w:ilvl w:val="3"/>
           <w:numId w:val="5"/>
         </w:numPr>
@@ -11181,6 +12771,94 @@
         </w:rPr>
         <w:t>expression?</w:t>
       </w:r>
+    </w:p>
+    <w:p>
+      <w:pPr>
+        <w:pStyle w:val="8"/>
+        <w:numPr>
+          <w:ilvl w:val="0"/>
+          <w:numId w:val="0"/>
+        </w:numPr>
+        <w:tabs>
+          <w:tab w:val="left" w:pos="1181"/>
+        </w:tabs>
+        <w:spacing w:before="111" w:after="0" w:line="259" w:lineRule="auto"/>
+        <w:ind w:left="820" w:leftChars="0" w:right="2177" w:rightChars="0"/>
+        <w:jc w:val="left"/>
+        <w:rPr>
+          <w:rFonts w:hint="default"/>
+          <w:sz w:val="22"/>
+          <w:lang w:val="en-US"/>
+        </w:rPr>
+      </w:pPr>
+      <w:r>
+        <w:rPr>
+          <w:rFonts w:hint="default"/>
+          <w:sz w:val="22"/>
+          <w:lang w:val="en-US"/>
+        </w:rPr>
+        <w:tab/>
+      </w:r>
+      <w:r>
+        <w:drawing>
+          <wp:inline distT="0" distB="0" distL="114300" distR="114300">
+            <wp:extent cx="5884545" cy="1325880"/>
+            <wp:effectExtent l="0" t="0" r="1905" b="7620"/>
+            <wp:docPr id="10" name="Picture 1"/>
+            <wp:cNvGraphicFramePr>
+              <a:graphicFrameLocks xmlns:a="http://schemas.openxmlformats.org/drawingml/2006/main" noChangeAspect="1"/>
+            </wp:cNvGraphicFramePr>
+            <a:graphic xmlns:a="http://schemas.openxmlformats.org/drawingml/2006/main">
+              <a:graphicData uri="http://schemas.openxmlformats.org/drawingml/2006/picture">
+                <pic:pic xmlns:pic="http://schemas.openxmlformats.org/drawingml/2006/picture">
+                  <pic:nvPicPr>
+                    <pic:cNvPr id="10" name="Picture 1"/>
+                    <pic:cNvPicPr>
+                      <a:picLocks noChangeAspect="1"/>
+                    </pic:cNvPicPr>
+                  </pic:nvPicPr>
+                  <pic:blipFill>
+                    <a:blip r:embed="rId43"/>
+                    <a:stretch>
+                      <a:fillRect/>
+                    </a:stretch>
+                  </pic:blipFill>
+                  <pic:spPr>
+                    <a:xfrm>
+                      <a:off x="0" y="0"/>
+                      <a:ext cx="5884545" cy="1325880"/>
+                    </a:xfrm>
+                    <a:prstGeom prst="rect">
+                      <a:avLst/>
+                    </a:prstGeom>
+                    <a:noFill/>
+                    <a:ln>
+                      <a:noFill/>
+                    </a:ln>
+                  </pic:spPr>
+                </pic:pic>
+              </a:graphicData>
+            </a:graphic>
+          </wp:inline>
+        </w:drawing>
+      </w:r>
+    </w:p>
+    <w:p>
+      <w:pPr>
+        <w:pStyle w:val="8"/>
+        <w:numPr>
+          <w:numId w:val="0"/>
+        </w:numPr>
+        <w:tabs>
+          <w:tab w:val="left" w:pos="1181"/>
+        </w:tabs>
+        <w:spacing w:before="1" w:after="0" w:line="240" w:lineRule="auto"/>
+        <w:ind w:right="0" w:rightChars="0"/>
+        <w:jc w:val="left"/>
+        <w:rPr>
+          <w:sz w:val="22"/>
+        </w:rPr>
+      </w:pPr>
     </w:p>
     <w:p>
       <w:pPr>
@@ -11363,10 +13041,85 @@
     </w:p>
     <w:p>
       <w:pPr>
-        <w:spacing w:after="0" w:line="240" w:lineRule="auto"/>
-        <w:jc w:val="left"/>
-        <w:rPr>
-          <w:sz w:val="22"/>
+        <w:pStyle w:val="8"/>
+        <w:widowControl w:val="0"/>
+        <w:numPr>
+          <w:numId w:val="0"/>
+        </w:numPr>
+        <w:tabs>
+          <w:tab w:val="left" w:pos="1181"/>
+        </w:tabs>
+        <w:autoSpaceDE w:val="0"/>
+        <w:autoSpaceDN w:val="0"/>
+        <w:spacing w:before="1" w:after="0" w:line="240" w:lineRule="auto"/>
+        <w:ind w:right="0" w:rightChars="0"/>
+        <w:jc w:val="left"/>
+        <w:rPr>
+          <w:sz w:val="22"/>
+          <w:vertAlign w:val="baseline"/>
+        </w:rPr>
+      </w:pPr>
+    </w:p>
+    <w:p>
+      <w:pPr>
+        <w:pStyle w:val="8"/>
+        <w:widowControl w:val="0"/>
+        <w:numPr>
+          <w:numId w:val="0"/>
+        </w:numPr>
+        <w:tabs>
+          <w:tab w:val="left" w:pos="1181"/>
+        </w:tabs>
+        <w:autoSpaceDE w:val="0"/>
+        <w:autoSpaceDN w:val="0"/>
+        <w:spacing w:before="1" w:after="0" w:line="240" w:lineRule="auto"/>
+        <w:ind w:right="0" w:rightChars="0"/>
+        <w:jc w:val="left"/>
+        <w:rPr>
+          <w:sz w:val="22"/>
+          <w:vertAlign w:val="baseline"/>
+        </w:rPr>
+      </w:pPr>
+    </w:p>
+    <w:p>
+      <w:pPr>
+        <w:pStyle w:val="8"/>
+        <w:widowControl w:val="0"/>
+        <w:numPr>
+          <w:numId w:val="0"/>
+        </w:numPr>
+        <w:tabs>
+          <w:tab w:val="left" w:pos="1181"/>
+        </w:tabs>
+        <w:autoSpaceDE w:val="0"/>
+        <w:autoSpaceDN w:val="0"/>
+        <w:spacing w:before="1" w:after="0" w:line="240" w:lineRule="auto"/>
+        <w:ind w:right="0" w:rightChars="0"/>
+        <w:jc w:val="left"/>
+        <w:rPr>
+          <w:sz w:val="22"/>
+          <w:vertAlign w:val="baseline"/>
+        </w:rPr>
+      </w:pPr>
+    </w:p>
+    <w:p>
+      <w:pPr>
+        <w:pStyle w:val="8"/>
+        <w:widowControl w:val="0"/>
+        <w:numPr>
+          <w:numId w:val="0"/>
+        </w:numPr>
+        <w:tabs>
+          <w:tab w:val="left" w:pos="1181"/>
+        </w:tabs>
+        <w:autoSpaceDE w:val="0"/>
+        <w:autoSpaceDN w:val="0"/>
+        <w:spacing w:before="1" w:after="0" w:line="240" w:lineRule="auto"/>
+        <w:ind w:right="0" w:rightChars="0"/>
+        <w:jc w:val="left"/>
+        <w:rPr>
+          <w:sz w:val="22"/>
+          <w:vertAlign w:val="baseline"/>
         </w:rPr>
         <w:sectPr>
           <w:pgSz w:w="11910" w:h="16840"/>
@@ -11374,6 +13127,71 @@
           <w:cols w:space="720" w:num="1"/>
         </w:sectPr>
       </w:pPr>
+    </w:p>
+    <w:p>
+      <w:pPr>
+        <w:pStyle w:val="8"/>
+        <w:numPr>
+          <w:numId w:val="0"/>
+        </w:numPr>
+        <w:tabs>
+          <w:tab w:val="left" w:pos="820"/>
+          <w:tab w:val="left" w:pos="821"/>
+        </w:tabs>
+        <w:spacing w:before="39" w:after="0" w:line="240" w:lineRule="auto"/>
+        <w:ind w:right="0" w:rightChars="0"/>
+        <w:jc w:val="left"/>
+        <w:rPr>
+          <w:rFonts w:hint="default"/>
+          <w:sz w:val="22"/>
+          <w:lang w:val="en-US"/>
+        </w:rPr>
+      </w:pPr>
+      <w:r>
+        <w:rPr>
+          <w:rFonts w:hint="default"/>
+          <w:sz w:val="22"/>
+          <w:lang w:val="en-US"/>
+        </w:rPr>
+        <w:tab/>
+        <w:t>- The reason why the braces are not visible in the converted output is because the Postfix class's convert method solely utilizes the parentheses to establish the order of operations and does not include them in the resultant postfix expression. Whenever the method encounters an opening parenthesis, it places it onto the stack. On the other hand, when it encounters a closing parenthesis, it pops the operators from the stack and adds them to the postfix expression until it locates the opening parenthesis, which is then removed from the stack. Hence, the parentheses serve as a mechanism to ensure the accurate order of operations, and they are not a constituent of the final postfix expression.</w:t>
+      </w:r>
+      <w:r>
+        <w:rPr>
+          <w:rFonts w:hint="default"/>
+          <w:sz w:val="22"/>
+          <w:lang w:val="en-US"/>
+        </w:rPr>
+        <w:tab/>
+      </w:r>
+    </w:p>
+    <w:p>
+      <w:pPr>
+        <w:pStyle w:val="8"/>
+        <w:numPr>
+          <w:numId w:val="0"/>
+        </w:numPr>
+        <w:tabs>
+          <w:tab w:val="left" w:pos="820"/>
+          <w:tab w:val="left" w:pos="821"/>
+        </w:tabs>
+        <w:spacing w:before="39" w:after="0" w:line="240" w:lineRule="auto"/>
+        <w:ind w:right="0" w:rightChars="0"/>
+        <w:jc w:val="left"/>
+        <w:rPr>
+          <w:rFonts w:hint="default"/>
+          <w:sz w:val="22"/>
+          <w:lang w:val="en-US"/>
+        </w:rPr>
+      </w:pPr>
+      <w:r>
+        <w:rPr>
+          <w:rFonts w:hint="default"/>
+          <w:sz w:val="22"/>
+          <w:lang w:val="en-US"/>
+        </w:rPr>
+        <w:tab/>
+      </w:r>
     </w:p>
     <w:p>
       <w:pPr>
@@ -11444,7 +13262,7 @@
                     </pic:cNvPicPr>
                   </pic:nvPicPr>
                   <pic:blipFill>
-                    <a:blip r:embed="rId40" cstate="print"/>
+                    <a:blip r:embed="rId44" cstate="print"/>
                     <a:stretch>
                       <a:fillRect/>
                     </a:stretch>
@@ -11540,6 +13358,221 @@
       <w:pPr>
         <w:pStyle w:val="4"/>
         <w:spacing w:before="6"/>
+        <w:ind w:left="0" w:firstLine="720" w:firstLineChars="0"/>
+        <w:rPr>
+          <w:rFonts w:hint="default"/>
+          <w:sz w:val="22"/>
+          <w:szCs w:val="22"/>
+          <w:lang w:val="en-US"/>
+        </w:rPr>
+      </w:pPr>
+      <w:r>
+        <w:rPr>
+          <w:rFonts w:hint="default"/>
+          <w:sz w:val="22"/>
+          <w:szCs w:val="22"/>
+          <w:lang w:val="en-US"/>
+        </w:rPr>
+        <w:t>Code :</w:t>
+      </w:r>
+    </w:p>
+    <w:p>
+      <w:pPr>
+        <w:pStyle w:val="4"/>
+        <w:spacing w:before="6"/>
+        <w:ind w:left="0" w:firstLine="720" w:firstLineChars="0"/>
+        <w:rPr>
+          <w:rFonts w:hint="default"/>
+          <w:sz w:val="22"/>
+          <w:szCs w:val="22"/>
+          <w:lang w:val="en-US"/>
+        </w:rPr>
+      </w:pPr>
+      <w:r>
+        <w:rPr>
+          <w:rFonts w:hint="default"/>
+          <w:sz w:val="22"/>
+          <w:szCs w:val="22"/>
+          <w:lang w:val="en-US"/>
+        </w:rPr>
+        <w:drawing>
+          <wp:inline distT="0" distB="0" distL="114300" distR="114300">
+            <wp:extent cx="6156960" cy="6546215"/>
+            <wp:effectExtent l="0" t="0" r="15240" b="6985"/>
+            <wp:docPr id="24" name="Picture 24" descr="code"/>
+            <wp:cNvGraphicFramePr>
+              <a:graphicFrameLocks xmlns:a="http://schemas.openxmlformats.org/drawingml/2006/main" noChangeAspect="1"/>
+            </wp:cNvGraphicFramePr>
+            <a:graphic xmlns:a="http://schemas.openxmlformats.org/drawingml/2006/main">
+              <a:graphicData uri="http://schemas.openxmlformats.org/drawingml/2006/picture">
+                <pic:pic xmlns:pic="http://schemas.openxmlformats.org/drawingml/2006/picture">
+                  <pic:nvPicPr>
+                    <pic:cNvPr id="24" name="Picture 24" descr="code"/>
+                    <pic:cNvPicPr>
+                      <a:picLocks noChangeAspect="1"/>
+                    </pic:cNvPicPr>
+                  </pic:nvPicPr>
+                  <pic:blipFill>
+                    <a:blip r:embed="rId45"/>
+                    <a:stretch>
+                      <a:fillRect/>
+                    </a:stretch>
+                  </pic:blipFill>
+                  <pic:spPr>
+                    <a:xfrm>
+                      <a:off x="0" y="0"/>
+                      <a:ext cx="6156960" cy="6546215"/>
+                    </a:xfrm>
+                    <a:prstGeom prst="rect">
+                      <a:avLst/>
+                    </a:prstGeom>
+                  </pic:spPr>
+                </pic:pic>
+              </a:graphicData>
+            </a:graphic>
+          </wp:inline>
+        </w:drawing>
+      </w:r>
+    </w:p>
+    <w:p>
+      <w:pPr>
+        <w:pStyle w:val="4"/>
+        <w:spacing w:before="6"/>
+        <w:ind w:left="0" w:firstLine="720" w:firstLineChars="0"/>
+        <w:rPr>
+          <w:rFonts w:hint="default"/>
+          <w:sz w:val="22"/>
+          <w:szCs w:val="22"/>
+          <w:lang w:val="en-US"/>
+        </w:rPr>
+      </w:pPr>
+      <w:r>
+        <w:rPr>
+          <w:rFonts w:hint="default"/>
+          <w:sz w:val="22"/>
+          <w:szCs w:val="22"/>
+          <w:lang w:val="en-US"/>
+        </w:rPr>
+        <w:drawing>
+          <wp:inline distT="0" distB="0" distL="114300" distR="114300">
+            <wp:extent cx="6167120" cy="8292465"/>
+            <wp:effectExtent l="0" t="0" r="5080" b="13335"/>
+            <wp:docPr id="26" name="Picture 26" descr="code1"/>
+            <wp:cNvGraphicFramePr>
+              <a:graphicFrameLocks xmlns:a="http://schemas.openxmlformats.org/drawingml/2006/main" noChangeAspect="1"/>
+            </wp:cNvGraphicFramePr>
+            <a:graphic xmlns:a="http://schemas.openxmlformats.org/drawingml/2006/main">
+              <a:graphicData uri="http://schemas.openxmlformats.org/drawingml/2006/picture">
+                <pic:pic xmlns:pic="http://schemas.openxmlformats.org/drawingml/2006/picture">
+                  <pic:nvPicPr>
+                    <pic:cNvPr id="26" name="Picture 26" descr="code1"/>
+                    <pic:cNvPicPr>
+                      <a:picLocks noChangeAspect="1"/>
+                    </pic:cNvPicPr>
+                  </pic:nvPicPr>
+                  <pic:blipFill>
+                    <a:blip r:embed="rId46"/>
+                    <a:stretch>
+                      <a:fillRect/>
+                    </a:stretch>
+                  </pic:blipFill>
+                  <pic:spPr>
+                    <a:xfrm>
+                      <a:off x="0" y="0"/>
+                      <a:ext cx="6167120" cy="8292465"/>
+                    </a:xfrm>
+                    <a:prstGeom prst="rect">
+                      <a:avLst/>
+                    </a:prstGeom>
+                  </pic:spPr>
+                </pic:pic>
+              </a:graphicData>
+            </a:graphic>
+          </wp:inline>
+        </w:drawing>
+      </w:r>
+    </w:p>
+    <w:p>
+      <w:pPr>
+        <w:pStyle w:val="4"/>
+        <w:spacing w:before="6"/>
+        <w:ind w:left="0" w:firstLine="720" w:firstLineChars="0"/>
+        <w:rPr>
+          <w:rFonts w:hint="default"/>
+          <w:sz w:val="22"/>
+          <w:szCs w:val="22"/>
+          <w:lang w:val="en-US"/>
+        </w:rPr>
+      </w:pPr>
+      <w:r>
+        <w:rPr>
+          <w:rFonts w:hint="default"/>
+          <w:sz w:val="22"/>
+          <w:szCs w:val="22"/>
+          <w:lang w:val="en-US"/>
+        </w:rPr>
+        <w:t>Result :</w:t>
+      </w:r>
+    </w:p>
+    <w:p>
+      <w:pPr>
+        <w:pStyle w:val="4"/>
+        <w:spacing w:before="6"/>
+        <w:ind w:left="0"/>
+        <w:rPr>
+          <w:sz w:val="32"/>
+        </w:rPr>
+      </w:pPr>
+      <w:bookmarkStart w:id="0" w:name="_GoBack"/>
+      <w:r>
+        <w:drawing>
+          <wp:inline distT="0" distB="0" distL="114300" distR="114300">
+            <wp:extent cx="6470015" cy="1863725"/>
+            <wp:effectExtent l="0" t="0" r="6985" b="3175"/>
+            <wp:docPr id="28" name="Picture 4"/>
+            <wp:cNvGraphicFramePr>
+              <a:graphicFrameLocks xmlns:a="http://schemas.openxmlformats.org/drawingml/2006/main" noChangeAspect="1"/>
+            </wp:cNvGraphicFramePr>
+            <a:graphic xmlns:a="http://schemas.openxmlformats.org/drawingml/2006/main">
+              <a:graphicData uri="http://schemas.openxmlformats.org/drawingml/2006/picture">
+                <pic:pic xmlns:pic="http://schemas.openxmlformats.org/drawingml/2006/picture">
+                  <pic:nvPicPr>
+                    <pic:cNvPr id="28" name="Picture 4"/>
+                    <pic:cNvPicPr>
+                      <a:picLocks noChangeAspect="1"/>
+                    </pic:cNvPicPr>
+                  </pic:nvPicPr>
+                  <pic:blipFill>
+                    <a:blip r:embed="rId47"/>
+                    <a:stretch>
+                      <a:fillRect/>
+                    </a:stretch>
+                  </pic:blipFill>
+                  <pic:spPr>
+                    <a:xfrm>
+                      <a:off x="0" y="0"/>
+                      <a:ext cx="6470015" cy="1863725"/>
+                    </a:xfrm>
+                    <a:prstGeom prst="rect">
+                      <a:avLst/>
+                    </a:prstGeom>
+                    <a:noFill/>
+                    <a:ln>
+                      <a:noFill/>
+                    </a:ln>
+                  </pic:spPr>
+                </pic:pic>
+              </a:graphicData>
+            </a:graphic>
+          </wp:inline>
+        </w:drawing>
+      </w:r>
+      <w:bookmarkEnd w:id="0"/>
+    </w:p>
+    <w:p>
+      <w:pPr>
+        <w:pStyle w:val="4"/>
+        <w:spacing w:before="6"/>
         <w:ind w:left="0"/>
         <w:rPr>
           <w:sz w:val="32"/>
@@ -12013,6 +14046,450 @@
           <w:sz w:val="22"/>
         </w:rPr>
         <w:t>price</w:t>
+      </w:r>
+    </w:p>
+    <w:p>
+      <w:pPr>
+        <w:pStyle w:val="8"/>
+        <w:numPr>
+          <w:numId w:val="0"/>
+        </w:numPr>
+        <w:tabs>
+          <w:tab w:val="left" w:pos="1540"/>
+          <w:tab w:val="left" w:pos="1541"/>
+        </w:tabs>
+        <w:spacing w:before="22" w:after="0" w:line="240" w:lineRule="auto"/>
+        <w:ind w:left="759" w:leftChars="0" w:right="0" w:rightChars="0"/>
+        <w:jc w:val="left"/>
+        <w:rPr>
+          <w:sz w:val="22"/>
+        </w:rPr>
+      </w:pPr>
+    </w:p>
+    <w:p>
+      <w:pPr>
+        <w:pStyle w:val="8"/>
+        <w:numPr>
+          <w:numId w:val="0"/>
+        </w:numPr>
+        <w:tabs>
+          <w:tab w:val="left" w:pos="1540"/>
+          <w:tab w:val="left" w:pos="1541"/>
+        </w:tabs>
+        <w:spacing w:before="22" w:after="0" w:line="240" w:lineRule="auto"/>
+        <w:ind w:left="759" w:leftChars="0" w:right="0" w:rightChars="0"/>
+        <w:jc w:val="left"/>
+        <w:rPr>
+          <w:rFonts w:hint="default"/>
+          <w:sz w:val="22"/>
+          <w:lang w:val="en-US"/>
+        </w:rPr>
+      </w:pPr>
+      <w:r>
+        <w:rPr>
+          <w:rFonts w:hint="default"/>
+          <w:sz w:val="22"/>
+          <w:lang w:val="en-US"/>
+        </w:rPr>
+        <w:t>Code :</w:t>
+      </w:r>
+    </w:p>
+    <w:p>
+      <w:pPr>
+        <w:pStyle w:val="8"/>
+        <w:numPr>
+          <w:numId w:val="0"/>
+        </w:numPr>
+        <w:tabs>
+          <w:tab w:val="left" w:pos="1540"/>
+          <w:tab w:val="left" w:pos="1541"/>
+        </w:tabs>
+        <w:spacing w:before="22" w:after="0" w:line="240" w:lineRule="auto"/>
+        <w:ind w:left="759" w:leftChars="0" w:right="0" w:rightChars="0"/>
+        <w:jc w:val="left"/>
+        <w:rPr>
+          <w:rFonts w:hint="default"/>
+          <w:sz w:val="22"/>
+          <w:lang w:val="en-US"/>
+        </w:rPr>
+      </w:pPr>
+      <w:r>
+        <w:rPr>
+          <w:rFonts w:hint="default"/>
+          <w:sz w:val="22"/>
+          <w:lang w:val="en-US"/>
+        </w:rPr>
+        <w:drawing>
+          <wp:inline distT="0" distB="0" distL="114300" distR="114300">
+            <wp:extent cx="5733415" cy="9634855"/>
+            <wp:effectExtent l="0" t="0" r="635" b="4445"/>
+            <wp:docPr id="18" name="Picture 18" descr="code6"/>
+            <wp:cNvGraphicFramePr>
+              <a:graphicFrameLocks xmlns:a="http://schemas.openxmlformats.org/drawingml/2006/main" noChangeAspect="1"/>
+            </wp:cNvGraphicFramePr>
+            <a:graphic xmlns:a="http://schemas.openxmlformats.org/drawingml/2006/main">
+              <a:graphicData uri="http://schemas.openxmlformats.org/drawingml/2006/picture">
+                <pic:pic xmlns:pic="http://schemas.openxmlformats.org/drawingml/2006/picture">
+                  <pic:nvPicPr>
+                    <pic:cNvPr id="18" name="Picture 18" descr="code6"/>
+                    <pic:cNvPicPr>
+                      <a:picLocks noChangeAspect="1"/>
+                    </pic:cNvPicPr>
+                  </pic:nvPicPr>
+                  <pic:blipFill>
+                    <a:blip r:embed="rId48"/>
+                    <a:stretch>
+                      <a:fillRect/>
+                    </a:stretch>
+                  </pic:blipFill>
+                  <pic:spPr>
+                    <a:xfrm>
+                      <a:off x="0" y="0"/>
+                      <a:ext cx="5733415" cy="9634855"/>
+                    </a:xfrm>
+                    <a:prstGeom prst="rect">
+                      <a:avLst/>
+                    </a:prstGeom>
+                  </pic:spPr>
+                </pic:pic>
+              </a:graphicData>
+            </a:graphic>
+          </wp:inline>
+        </w:drawing>
+      </w:r>
+    </w:p>
+    <w:p>
+      <w:pPr>
+        <w:pStyle w:val="8"/>
+        <w:numPr>
+          <w:numId w:val="0"/>
+        </w:numPr>
+        <w:tabs>
+          <w:tab w:val="left" w:pos="1540"/>
+          <w:tab w:val="left" w:pos="1541"/>
+        </w:tabs>
+        <w:spacing w:before="22" w:after="0" w:line="240" w:lineRule="auto"/>
+        <w:ind w:left="759" w:leftChars="0" w:right="0" w:rightChars="0"/>
+        <w:jc w:val="left"/>
+        <w:rPr>
+          <w:rFonts w:hint="default"/>
+          <w:sz w:val="22"/>
+          <w:lang w:val="en-US"/>
+        </w:rPr>
+      </w:pPr>
+      <w:r>
+        <w:rPr>
+          <w:rFonts w:hint="default"/>
+          <w:sz w:val="22"/>
+          <w:lang w:val="en-US"/>
+        </w:rPr>
+        <w:drawing>
+          <wp:inline distT="0" distB="0" distL="114300" distR="114300">
+            <wp:extent cx="5238115" cy="9629140"/>
+            <wp:effectExtent l="0" t="0" r="635" b="10160"/>
+            <wp:docPr id="20" name="Picture 20" descr="code7"/>
+            <wp:cNvGraphicFramePr>
+              <a:graphicFrameLocks xmlns:a="http://schemas.openxmlformats.org/drawingml/2006/main" noChangeAspect="1"/>
+            </wp:cNvGraphicFramePr>
+            <a:graphic xmlns:a="http://schemas.openxmlformats.org/drawingml/2006/main">
+              <a:graphicData uri="http://schemas.openxmlformats.org/drawingml/2006/picture">
+                <pic:pic xmlns:pic="http://schemas.openxmlformats.org/drawingml/2006/picture">
+                  <pic:nvPicPr>
+                    <pic:cNvPr id="20" name="Picture 20" descr="code7"/>
+                    <pic:cNvPicPr>
+                      <a:picLocks noChangeAspect="1"/>
+                    </pic:cNvPicPr>
+                  </pic:nvPicPr>
+                  <pic:blipFill>
+                    <a:blip r:embed="rId49"/>
+                    <a:stretch>
+                      <a:fillRect/>
+                    </a:stretch>
+                  </pic:blipFill>
+                  <pic:spPr>
+                    <a:xfrm>
+                      <a:off x="0" y="0"/>
+                      <a:ext cx="5238115" cy="9629140"/>
+                    </a:xfrm>
+                    <a:prstGeom prst="rect">
+                      <a:avLst/>
+                    </a:prstGeom>
+                  </pic:spPr>
+                </pic:pic>
+              </a:graphicData>
+            </a:graphic>
+          </wp:inline>
+        </w:drawing>
+      </w:r>
+    </w:p>
+    <w:p>
+      <w:pPr>
+        <w:pStyle w:val="8"/>
+        <w:numPr>
+          <w:numId w:val="0"/>
+        </w:numPr>
+        <w:tabs>
+          <w:tab w:val="left" w:pos="1540"/>
+          <w:tab w:val="left" w:pos="1541"/>
+        </w:tabs>
+        <w:spacing w:before="22" w:after="0" w:line="240" w:lineRule="auto"/>
+        <w:ind w:left="759" w:leftChars="0" w:right="0" w:rightChars="0"/>
+        <w:jc w:val="left"/>
+        <w:rPr>
+          <w:rFonts w:hint="default"/>
+          <w:sz w:val="22"/>
+          <w:lang w:val="en-US"/>
+        </w:rPr>
+      </w:pPr>
+      <w:r>
+        <w:rPr>
+          <w:rFonts w:hint="default"/>
+          <w:sz w:val="22"/>
+          <w:lang w:val="en-US"/>
+        </w:rPr>
+        <w:drawing>
+          <wp:inline distT="0" distB="0" distL="114300" distR="114300">
+            <wp:extent cx="6036945" cy="3712845"/>
+            <wp:effectExtent l="0" t="0" r="1905" b="1905"/>
+            <wp:docPr id="22" name="Picture 22" descr="code8"/>
+            <wp:cNvGraphicFramePr>
+              <a:graphicFrameLocks xmlns:a="http://schemas.openxmlformats.org/drawingml/2006/main" noChangeAspect="1"/>
+            </wp:cNvGraphicFramePr>
+            <a:graphic xmlns:a="http://schemas.openxmlformats.org/drawingml/2006/main">
+              <a:graphicData uri="http://schemas.openxmlformats.org/drawingml/2006/picture">
+                <pic:pic xmlns:pic="http://schemas.openxmlformats.org/drawingml/2006/picture">
+                  <pic:nvPicPr>
+                    <pic:cNvPr id="22" name="Picture 22" descr="code8"/>
+                    <pic:cNvPicPr>
+                      <a:picLocks noChangeAspect="1"/>
+                    </pic:cNvPicPr>
+                  </pic:nvPicPr>
+                  <pic:blipFill>
+                    <a:blip r:embed="rId50"/>
+                    <a:stretch>
+                      <a:fillRect/>
+                    </a:stretch>
+                  </pic:blipFill>
+                  <pic:spPr>
+                    <a:xfrm>
+                      <a:off x="0" y="0"/>
+                      <a:ext cx="6036945" cy="3712845"/>
+                    </a:xfrm>
+                    <a:prstGeom prst="rect">
+                      <a:avLst/>
+                    </a:prstGeom>
+                  </pic:spPr>
+                </pic:pic>
+              </a:graphicData>
+            </a:graphic>
+          </wp:inline>
+        </w:drawing>
+      </w:r>
+    </w:p>
+    <w:p>
+      <w:pPr>
+        <w:pStyle w:val="8"/>
+        <w:numPr>
+          <w:numId w:val="0"/>
+        </w:numPr>
+        <w:tabs>
+          <w:tab w:val="left" w:pos="1540"/>
+          <w:tab w:val="left" w:pos="1541"/>
+        </w:tabs>
+        <w:spacing w:before="22" w:after="0" w:line="240" w:lineRule="auto"/>
+        <w:ind w:left="759" w:leftChars="0" w:right="0" w:rightChars="0"/>
+        <w:jc w:val="left"/>
+        <w:rPr>
+          <w:rFonts w:hint="default"/>
+          <w:sz w:val="22"/>
+          <w:lang w:val="en-US"/>
+        </w:rPr>
+      </w:pPr>
+      <w:r>
+        <w:rPr>
+          <w:rFonts w:hint="default"/>
+          <w:sz w:val="22"/>
+          <w:lang w:val="en-US"/>
+        </w:rPr>
+        <w:t>Result :</w:t>
+      </w:r>
+    </w:p>
+    <w:p>
+      <w:pPr>
+        <w:pStyle w:val="8"/>
+        <w:numPr>
+          <w:numId w:val="0"/>
+        </w:numPr>
+        <w:tabs>
+          <w:tab w:val="left" w:pos="1540"/>
+          <w:tab w:val="left" w:pos="1541"/>
+        </w:tabs>
+        <w:spacing w:before="22" w:after="0" w:line="240" w:lineRule="auto"/>
+        <w:ind w:left="759" w:leftChars="0" w:right="0" w:rightChars="0"/>
+        <w:jc w:val="left"/>
+      </w:pPr>
+      <w:r>
+        <w:drawing>
+          <wp:inline distT="0" distB="0" distL="114300" distR="114300">
+            <wp:extent cx="3333750" cy="3686175"/>
+            <wp:effectExtent l="0" t="0" r="0" b="9525"/>
+            <wp:docPr id="12" name="Picture 1"/>
+            <wp:cNvGraphicFramePr>
+              <a:graphicFrameLocks xmlns:a="http://schemas.openxmlformats.org/drawingml/2006/main" noChangeAspect="1"/>
+            </wp:cNvGraphicFramePr>
+            <a:graphic xmlns:a="http://schemas.openxmlformats.org/drawingml/2006/main">
+              <a:graphicData uri="http://schemas.openxmlformats.org/drawingml/2006/picture">
+                <pic:pic xmlns:pic="http://schemas.openxmlformats.org/drawingml/2006/picture">
+                  <pic:nvPicPr>
+                    <pic:cNvPr id="12" name="Picture 1"/>
+                    <pic:cNvPicPr>
+                      <a:picLocks noChangeAspect="1"/>
+                    </pic:cNvPicPr>
+                  </pic:nvPicPr>
+                  <pic:blipFill>
+                    <a:blip r:embed="rId51"/>
+                    <a:stretch>
+                      <a:fillRect/>
+                    </a:stretch>
+                  </pic:blipFill>
+                  <pic:spPr>
+                    <a:xfrm>
+                      <a:off x="0" y="0"/>
+                      <a:ext cx="3333750" cy="3686175"/>
+                    </a:xfrm>
+                    <a:prstGeom prst="rect">
+                      <a:avLst/>
+                    </a:prstGeom>
+                    <a:noFill/>
+                    <a:ln>
+                      <a:noFill/>
+                    </a:ln>
+                  </pic:spPr>
+                </pic:pic>
+              </a:graphicData>
+            </a:graphic>
+          </wp:inline>
+        </w:drawing>
+      </w:r>
+    </w:p>
+    <w:p>
+      <w:pPr>
+        <w:pStyle w:val="8"/>
+        <w:numPr>
+          <w:numId w:val="0"/>
+        </w:numPr>
+        <w:tabs>
+          <w:tab w:val="left" w:pos="1540"/>
+          <w:tab w:val="left" w:pos="1541"/>
+        </w:tabs>
+        <w:spacing w:before="22" w:after="0" w:line="240" w:lineRule="auto"/>
+        <w:ind w:left="759" w:leftChars="0" w:right="0" w:rightChars="0"/>
+        <w:jc w:val="left"/>
+      </w:pPr>
+      <w:r>
+        <w:drawing>
+          <wp:inline distT="0" distB="0" distL="114300" distR="114300">
+            <wp:extent cx="4886325" cy="4476750"/>
+            <wp:effectExtent l="0" t="0" r="9525" b="0"/>
+            <wp:docPr id="14" name="Picture 2"/>
+            <wp:cNvGraphicFramePr>
+              <a:graphicFrameLocks xmlns:a="http://schemas.openxmlformats.org/drawingml/2006/main" noChangeAspect="1"/>
+            </wp:cNvGraphicFramePr>
+            <a:graphic xmlns:a="http://schemas.openxmlformats.org/drawingml/2006/main">
+              <a:graphicData uri="http://schemas.openxmlformats.org/drawingml/2006/picture">
+                <pic:pic xmlns:pic="http://schemas.openxmlformats.org/drawingml/2006/picture">
+                  <pic:nvPicPr>
+                    <pic:cNvPr id="14" name="Picture 2"/>
+                    <pic:cNvPicPr>
+                      <a:picLocks noChangeAspect="1"/>
+                    </pic:cNvPicPr>
+                  </pic:nvPicPr>
+                  <pic:blipFill>
+                    <a:blip r:embed="rId52"/>
+                    <a:stretch>
+                      <a:fillRect/>
+                    </a:stretch>
+                  </pic:blipFill>
+                  <pic:spPr>
+                    <a:xfrm>
+                      <a:off x="0" y="0"/>
+                      <a:ext cx="4886325" cy="4476750"/>
+                    </a:xfrm>
+                    <a:prstGeom prst="rect">
+                      <a:avLst/>
+                    </a:prstGeom>
+                    <a:noFill/>
+                    <a:ln>
+                      <a:noFill/>
+                    </a:ln>
+                  </pic:spPr>
+                </pic:pic>
+              </a:graphicData>
+            </a:graphic>
+          </wp:inline>
+        </w:drawing>
+      </w:r>
+    </w:p>
+    <w:p>
+      <w:pPr>
+        <w:pStyle w:val="8"/>
+        <w:numPr>
+          <w:numId w:val="0"/>
+        </w:numPr>
+        <w:tabs>
+          <w:tab w:val="left" w:pos="1540"/>
+          <w:tab w:val="left" w:pos="1541"/>
+        </w:tabs>
+        <w:spacing w:before="22" w:after="0" w:line="240" w:lineRule="auto"/>
+        <w:ind w:left="759" w:leftChars="0" w:right="0" w:rightChars="0"/>
+        <w:jc w:val="left"/>
+        <w:rPr>
+          <w:rFonts w:hint="default"/>
+          <w:lang w:val="en-US"/>
+        </w:rPr>
+      </w:pPr>
+      <w:r>
+        <w:drawing>
+          <wp:inline distT="0" distB="0" distL="114300" distR="114300">
+            <wp:extent cx="5991225" cy="7077075"/>
+            <wp:effectExtent l="0" t="0" r="9525" b="9525"/>
+            <wp:docPr id="16" name="Picture 3"/>
+            <wp:cNvGraphicFramePr>
+              <a:graphicFrameLocks xmlns:a="http://schemas.openxmlformats.org/drawingml/2006/main" noChangeAspect="1"/>
+            </wp:cNvGraphicFramePr>
+            <a:graphic xmlns:a="http://schemas.openxmlformats.org/drawingml/2006/main">
+              <a:graphicData uri="http://schemas.openxmlformats.org/drawingml/2006/picture">
+                <pic:pic xmlns:pic="http://schemas.openxmlformats.org/drawingml/2006/picture">
+                  <pic:nvPicPr>
+                    <pic:cNvPr id="16" name="Picture 3"/>
+                    <pic:cNvPicPr>
+                      <a:picLocks noChangeAspect="1"/>
+                    </pic:cNvPicPr>
+                  </pic:nvPicPr>
+                  <pic:blipFill>
+                    <a:blip r:embed="rId53"/>
+                    <a:stretch>
+                      <a:fillRect/>
+                    </a:stretch>
+                  </pic:blipFill>
+                  <pic:spPr>
+                    <a:xfrm>
+                      <a:off x="0" y="0"/>
+                      <a:ext cx="5991225" cy="7077075"/>
+                    </a:xfrm>
+                    <a:prstGeom prst="rect">
+                      <a:avLst/>
+                    </a:prstGeom>
+                    <a:noFill/>
+                    <a:ln>
+                      <a:noFill/>
+                    </a:ln>
+                  </pic:spPr>
+                </pic:pic>
+              </a:graphicData>
+            </a:graphic>
+          </wp:inline>
+        </w:drawing>
       </w:r>
     </w:p>
     <w:sectPr>
@@ -12900,7 +15377,7 @@
   <w:docDefaults>
     <w:rPrDefault>
       <w:rPr>
-        <w:rFonts w:asciiTheme="minorHAnsi" w:hAnsiTheme="minorHAnsi" w:eastAsiaTheme="minorHAnsi" w:cstheme="minorBidi"/>
+        <w:rFonts w:ascii="Times New Roman" w:hAnsi="Times New Roman" w:eastAsia="SimSun" w:cs="Times New Roman"/>
       </w:rPr>
     </w:rPrDefault>
     <w:pPrDefault/>
